--- a/Assignment/Module-1/core_php.docx
+++ b/Assignment/Module-1/core_php.docx
@@ -352,18 +352,8 @@
           <w:sz w:val="28"/>
           <w:szCs w:val="28"/>
         </w:rPr>
-        <w:t xml:space="preserve">to the </w:t>
-      </w:r>
-      <w:proofErr w:type="spellStart"/>
-      <w:r>
-        <w:rPr>
-          <w:rFonts w:ascii="Times New Roman" w:hAnsi="Times New Roman" w:cs="Times New Roman"/>
-          <w:sz w:val="28"/>
-          <w:szCs w:val="28"/>
-        </w:rPr>
-        <w:t>browser.</w:t>
-      </w:r>
-      <w:proofErr w:type="spellEnd"/>
+        <w:t>to the browser.</w:t>
+      </w:r>
     </w:p>
     <w:p>
       <w:pPr>
@@ -407,13 +397,8 @@
         </w:numPr>
         <w:spacing w:before="0" w:beforeAutospacing="0" w:after="0" w:afterAutospacing="0"/>
       </w:pPr>
-      <w:proofErr w:type="spellStart"/>
-      <w:r>
-        <w:t>PHP</w:t>
-      </w:r>
-      <w:proofErr w:type="spellEnd"/>
-      <w:r>
-        <w:t xml:space="preserve"> code starts with </w:t>
+      <w:r>
+        <w:t xml:space="preserve">PHP code starts with </w:t>
       </w:r>
       <w:r>
         <w:rPr>
@@ -3706,8 +3691,6 @@
           <w:szCs w:val="20"/>
         </w:rPr>
       </w:pPr>
-      <w:bookmarkStart w:id="0" w:name="_GoBack"/>
-      <w:bookmarkEnd w:id="0"/>
       <w:r>
         <w:rPr>
           <w:rFonts w:ascii="Courier New" w:eastAsia="Times New Roman" w:hAnsi="Courier New" w:cs="Courier New"/>
@@ -3762,6 +3745,7 @@
       <w:tr>
         <w:trPr>
           <w:cnfStyle w:val="100000000000" w:firstRow="1" w:lastRow="0" w:firstColumn="0" w:lastColumn="0" w:oddVBand="0" w:evenVBand="0" w:oddHBand="0" w:evenHBand="0" w:firstRowFirstColumn="0" w:firstRowLastColumn="0" w:lastRowFirstColumn="0" w:lastRowLastColumn="0"/>
+          <w:trHeight w:val="87"/>
         </w:trPr>
         <w:tc>
           <w:tcPr>
@@ -4190,10 +4174,2206 @@
           <w:szCs w:val="32"/>
         </w:rPr>
       </w:pPr>
+      <w:r>
+        <w:rPr>
+          <w:rFonts w:ascii="Times New Roman" w:hAnsi="Times New Roman" w:cs="Times New Roman"/>
+          <w:b/>
+          <w:bCs/>
+          <w:sz w:val="32"/>
+          <w:szCs w:val="32"/>
+        </w:rPr>
+        <w:lastRenderedPageBreak/>
+        <w:t>Define arrays in PHP. What are the different types of arrays?</w:t>
+      </w:r>
+    </w:p>
+    <w:p>
+      <w:pPr>
+        <w:pStyle w:val="ListParagraph"/>
+        <w:tabs>
+          <w:tab w:val="left" w:pos="2396"/>
+        </w:tabs>
+        <w:spacing w:after="0"/>
+        <w:ind w:left="0"/>
+        <w:rPr>
+          <w:rFonts w:ascii="Times New Roman" w:hAnsi="Times New Roman" w:cs="Times New Roman"/>
+          <w:b/>
+          <w:bCs/>
+          <w:sz w:val="32"/>
+          <w:szCs w:val="32"/>
+        </w:rPr>
+      </w:pPr>
+      <w:r>
+        <w:rPr>
+          <w:rFonts w:ascii="Times New Roman" w:hAnsi="Times New Roman" w:cs="Times New Roman"/>
+          <w:b/>
+          <w:bCs/>
+          <w:sz w:val="32"/>
+          <w:szCs w:val="32"/>
+        </w:rPr>
+        <w:t>Ans.</w:t>
+      </w:r>
+    </w:p>
+    <w:p>
+      <w:pPr>
+        <w:pStyle w:val="NormalWeb"/>
+        <w:spacing w:before="0" w:beforeAutospacing="0" w:after="0" w:afterAutospacing="0"/>
+      </w:pPr>
+      <w:r>
+        <w:t xml:space="preserve">An array in </w:t>
+      </w:r>
+      <w:r>
+        <w:rPr>
+          <w:rStyle w:val="whitespace-normal"/>
+        </w:rPr>
+        <w:t>PHP</w:t>
+      </w:r>
+      <w:r>
+        <w:t xml:space="preserve"> is a data structure that allows storing </w:t>
+      </w:r>
+      <w:r>
+        <w:rPr>
+          <w:rStyle w:val="Strong"/>
+        </w:rPr>
+        <w:t>multiple values in a single variable</w:t>
+      </w:r>
+      <w:r>
+        <w:t>. Each value in an array is called an element and can be accessed using an index or key.</w:t>
+      </w:r>
+    </w:p>
+    <w:p>
+      <w:pPr>
+        <w:pStyle w:val="Heading3"/>
+        <w:numPr>
+          <w:ilvl w:val="0"/>
+          <w:numId w:val="13"/>
+        </w:numPr>
+        <w:spacing w:before="0" w:beforeAutospacing="0" w:after="0" w:afterAutospacing="0"/>
+      </w:pPr>
+      <w:r>
+        <w:rPr>
+          <w:rStyle w:val="Strong"/>
+          <w:b/>
+          <w:bCs/>
+        </w:rPr>
+        <w:t>Types of Arrays in PHP</w:t>
+      </w:r>
+    </w:p>
+    <w:p>
+      <w:pPr>
+        <w:pStyle w:val="NormalWeb"/>
+        <w:spacing w:before="0" w:beforeAutospacing="0" w:after="0" w:afterAutospacing="0"/>
+      </w:pPr>
+      <w:r>
+        <w:t>PHP supports the following three types of arrays:</w:t>
+      </w:r>
+    </w:p>
+    <w:p>
+      <w:pPr>
+        <w:pStyle w:val="Heading4"/>
+        <w:spacing w:before="0"/>
+      </w:pPr>
+      <w:r>
+        <w:rPr>
+          <w:rStyle w:val="Strong"/>
+          <w:b w:val="0"/>
+          <w:bCs w:val="0"/>
+        </w:rPr>
+        <w:t>1. Indexed Array</w:t>
+      </w:r>
+    </w:p>
+    <w:p>
+      <w:pPr>
+        <w:pStyle w:val="NormalWeb"/>
+        <w:spacing w:before="0" w:beforeAutospacing="0" w:after="0" w:afterAutospacing="0"/>
+      </w:pPr>
+      <w:r>
+        <w:t xml:space="preserve">An </w:t>
+      </w:r>
+      <w:proofErr w:type="gramStart"/>
+      <w:r>
+        <w:t>indexed array stores elements</w:t>
+      </w:r>
+      <w:proofErr w:type="gramEnd"/>
+      <w:r>
+        <w:t xml:space="preserve"> with </w:t>
+      </w:r>
+      <w:r>
+        <w:rPr>
+          <w:rStyle w:val="Strong"/>
+        </w:rPr>
+        <w:t>numeric index values</w:t>
+      </w:r>
+      <w:r>
+        <w:t xml:space="preserve"> starting from 0.</w:t>
+      </w:r>
+    </w:p>
+    <w:p>
+      <w:pPr>
+        <w:pStyle w:val="NormalWeb"/>
+        <w:spacing w:before="0" w:beforeAutospacing="0" w:after="0" w:afterAutospacing="0"/>
+      </w:pPr>
+      <w:r>
+        <w:rPr>
+          <w:rStyle w:val="Strong"/>
+        </w:rPr>
+        <w:t>Example:</w:t>
+      </w:r>
+    </w:p>
+    <w:p>
+      <w:pPr>
+        <w:pStyle w:val="HTMLPreformatted"/>
+      </w:pPr>
+      <w:r>
+        <w:t xml:space="preserve">$colors = </w:t>
+      </w:r>
+      <w:proofErr w:type="gramStart"/>
+      <w:r>
+        <w:t>array(</w:t>
+      </w:r>
+      <w:proofErr w:type="gramEnd"/>
+      <w:r>
+        <w:t>"Red", "Green", "Blue");</w:t>
+      </w:r>
+      <w:r>
+        <w:br/>
+        <w:t>echo $colors[0]; // Output: Red</w:t>
+      </w:r>
+    </w:p>
+    <w:p>
+      <w:pPr>
+        <w:spacing w:after="0"/>
+      </w:pPr>
+    </w:p>
+    <w:p>
+      <w:pPr>
+        <w:pStyle w:val="Heading4"/>
+        <w:spacing w:before="0"/>
+      </w:pPr>
+      <w:r>
+        <w:rPr>
+          <w:rStyle w:val="Strong"/>
+          <w:b w:val="0"/>
+          <w:bCs w:val="0"/>
+        </w:rPr>
+        <w:t>2. Associative Array</w:t>
+      </w:r>
+    </w:p>
+    <w:p>
+      <w:pPr>
+        <w:pStyle w:val="NormalWeb"/>
+        <w:spacing w:before="0" w:beforeAutospacing="0" w:after="0" w:afterAutospacing="0"/>
+      </w:pPr>
+      <w:r>
+        <w:t xml:space="preserve">An associative array stores data in </w:t>
+      </w:r>
+      <w:r>
+        <w:rPr>
+          <w:rStyle w:val="Strong"/>
+        </w:rPr>
+        <w:t>key-value pairs</w:t>
+      </w:r>
+      <w:r>
+        <w:t>, where each key is a meaningful name.</w:t>
+      </w:r>
+    </w:p>
+    <w:p>
+      <w:pPr>
+        <w:pStyle w:val="NormalWeb"/>
+        <w:spacing w:before="0" w:beforeAutospacing="0" w:after="0" w:afterAutospacing="0"/>
+      </w:pPr>
+      <w:r>
+        <w:rPr>
+          <w:rStyle w:val="Strong"/>
+        </w:rPr>
+        <w:t>Example:</w:t>
+      </w:r>
+    </w:p>
+    <w:p>
+      <w:pPr>
+        <w:pStyle w:val="HTMLPreformatted"/>
+      </w:pPr>
+      <w:r>
+        <w:t xml:space="preserve">$student = </w:t>
+      </w:r>
+      <w:proofErr w:type="gramStart"/>
+      <w:r>
+        <w:t>array(</w:t>
+      </w:r>
+      <w:proofErr w:type="gramEnd"/>
+      <w:r>
+        <w:br/>
+        <w:t xml:space="preserve">    "name" =&gt; "Vidhi",</w:t>
+      </w:r>
+      <w:r>
+        <w:br/>
+        <w:t xml:space="preserve">    "age" =&gt; 20,</w:t>
+      </w:r>
+      <w:r>
+        <w:br/>
+        <w:t xml:space="preserve">    "city" =&gt; "Ahmedabad"</w:t>
+      </w:r>
+      <w:r>
+        <w:br/>
+        <w:t>);</w:t>
+      </w:r>
+      <w:r>
+        <w:br/>
+      </w:r>
+      <w:r>
+        <w:br/>
+        <w:t>echo $student["name"]; // Output: Vidhi</w:t>
+      </w:r>
+    </w:p>
+    <w:p>
+      <w:pPr>
+        <w:spacing w:after="0"/>
+      </w:pPr>
+    </w:p>
+    <w:p>
+      <w:pPr>
+        <w:pStyle w:val="Heading4"/>
+        <w:spacing w:before="0"/>
+      </w:pPr>
+      <w:r>
+        <w:rPr>
+          <w:rStyle w:val="Strong"/>
+          <w:b w:val="0"/>
+          <w:bCs w:val="0"/>
+        </w:rPr>
+        <w:t>3. Multidimensional Array</w:t>
+      </w:r>
+    </w:p>
+    <w:p>
+      <w:pPr>
+        <w:pStyle w:val="NormalWeb"/>
+        <w:spacing w:before="0" w:beforeAutospacing="0" w:after="0" w:afterAutospacing="0"/>
+      </w:pPr>
+      <w:r>
+        <w:t xml:space="preserve">A multidimensional array contains </w:t>
+      </w:r>
+      <w:r>
+        <w:rPr>
+          <w:rStyle w:val="Strong"/>
+        </w:rPr>
+        <w:t>one or more arrays within another array</w:t>
+      </w:r>
+      <w:r>
+        <w:t>. It is useful for storing data in tabular form.</w:t>
+      </w:r>
+    </w:p>
+    <w:p>
+      <w:pPr>
+        <w:pStyle w:val="NormalWeb"/>
+        <w:spacing w:before="0" w:beforeAutospacing="0" w:after="0" w:afterAutospacing="0"/>
+      </w:pPr>
+      <w:r>
+        <w:rPr>
+          <w:rStyle w:val="Strong"/>
+        </w:rPr>
+        <w:t>Example:</w:t>
+      </w:r>
+    </w:p>
+    <w:p>
+      <w:pPr>
+        <w:pStyle w:val="HTMLPreformatted"/>
+      </w:pPr>
+      <w:r>
+        <w:t xml:space="preserve">$students = </w:t>
+      </w:r>
+      <w:proofErr w:type="gramStart"/>
+      <w:r>
+        <w:t>array(</w:t>
+      </w:r>
+      <w:proofErr w:type="gramEnd"/>
+      <w:r>
+        <w:br/>
+        <w:t xml:space="preserve">    array("Vidhi", 20),</w:t>
+      </w:r>
+      <w:r>
+        <w:br/>
+        <w:t xml:space="preserve">    array("Rahul", 22),</w:t>
+      </w:r>
+      <w:r>
+        <w:br/>
+        <w:t xml:space="preserve">    array("Anita", 21)</w:t>
+      </w:r>
+      <w:r>
+        <w:br/>
+        <w:t>);</w:t>
+      </w:r>
+      <w:r>
+        <w:br/>
+      </w:r>
+      <w:r>
+        <w:br/>
+        <w:t>echo $students[0][0]; // Output: Vidhi</w:t>
+      </w:r>
+    </w:p>
+    <w:p>
+      <w:pPr>
+        <w:tabs>
+          <w:tab w:val="left" w:pos="2396"/>
+        </w:tabs>
+        <w:rPr>
+          <w:rFonts w:ascii="Times New Roman" w:hAnsi="Times New Roman" w:cs="Times New Roman"/>
+          <w:b/>
+          <w:bCs/>
+          <w:sz w:val="32"/>
+          <w:szCs w:val="32"/>
+        </w:rPr>
+      </w:pPr>
+    </w:p>
+    <w:p>
+      <w:pPr>
+        <w:pStyle w:val="ListParagraph"/>
+        <w:numPr>
+          <w:ilvl w:val="0"/>
+          <w:numId w:val="1"/>
+        </w:numPr>
+        <w:tabs>
+          <w:tab w:val="left" w:pos="2396"/>
+        </w:tabs>
+        <w:ind w:left="303"/>
+        <w:rPr>
+          <w:rFonts w:ascii="Times New Roman" w:hAnsi="Times New Roman" w:cs="Times New Roman"/>
+          <w:b/>
+          <w:bCs/>
+          <w:sz w:val="32"/>
+          <w:szCs w:val="32"/>
+        </w:rPr>
+      </w:pPr>
+      <w:r>
+        <w:rPr>
+          <w:rFonts w:ascii="Times New Roman" w:hAnsi="Times New Roman" w:cs="Times New Roman"/>
+          <w:b/>
+          <w:bCs/>
+          <w:sz w:val="32"/>
+          <w:szCs w:val="32"/>
+        </w:rPr>
+        <w:t>What</w:t>
+      </w:r>
+      <w:r>
+        <w:rPr>
+          <w:rFonts w:ascii="Times New Roman" w:hAnsi="Times New Roman" w:cs="Times New Roman"/>
+          <w:b/>
+          <w:bCs/>
+          <w:sz w:val="32"/>
+          <w:szCs w:val="32"/>
+        </w:rPr>
+        <w:t xml:space="preserve"> </w:t>
+      </w:r>
+      <w:r>
+        <w:rPr>
+          <w:rFonts w:ascii="Times New Roman" w:hAnsi="Times New Roman" w:cs="Times New Roman"/>
+          <w:b/>
+          <w:bCs/>
+          <w:sz w:val="32"/>
+          <w:szCs w:val="32"/>
+        </w:rPr>
+        <w:t>is</w:t>
+      </w:r>
+      <w:r>
+        <w:rPr>
+          <w:rFonts w:ascii="Times New Roman" w:hAnsi="Times New Roman" w:cs="Times New Roman"/>
+          <w:b/>
+          <w:bCs/>
+          <w:sz w:val="32"/>
+          <w:szCs w:val="32"/>
+        </w:rPr>
+        <w:t xml:space="preserve"> </w:t>
+      </w:r>
+      <w:r>
+        <w:rPr>
+          <w:rFonts w:ascii="Times New Roman" w:hAnsi="Times New Roman" w:cs="Times New Roman"/>
+          <w:b/>
+          <w:bCs/>
+          <w:sz w:val="32"/>
+          <w:szCs w:val="32"/>
+        </w:rPr>
+        <w:t>the</w:t>
+      </w:r>
+      <w:r>
+        <w:rPr>
+          <w:rFonts w:ascii="Times New Roman" w:hAnsi="Times New Roman" w:cs="Times New Roman"/>
+          <w:b/>
+          <w:bCs/>
+          <w:sz w:val="32"/>
+          <w:szCs w:val="32"/>
+        </w:rPr>
+        <w:t xml:space="preserve"> </w:t>
+      </w:r>
+      <w:r>
+        <w:rPr>
+          <w:rFonts w:ascii="Times New Roman" w:hAnsi="Times New Roman" w:cs="Times New Roman"/>
+          <w:b/>
+          <w:bCs/>
+          <w:sz w:val="32"/>
+          <w:szCs w:val="32"/>
+        </w:rPr>
+        <w:t>header</w:t>
+      </w:r>
+      <w:r>
+        <w:rPr>
+          <w:rFonts w:ascii="Times New Roman" w:hAnsi="Times New Roman" w:cs="Times New Roman"/>
+          <w:b/>
+          <w:bCs/>
+          <w:sz w:val="32"/>
+          <w:szCs w:val="32"/>
+        </w:rPr>
+        <w:t xml:space="preserve"> </w:t>
+      </w:r>
+      <w:r>
+        <w:rPr>
+          <w:rFonts w:ascii="Times New Roman" w:hAnsi="Times New Roman" w:cs="Times New Roman"/>
+          <w:b/>
+          <w:bCs/>
+          <w:sz w:val="32"/>
+          <w:szCs w:val="32"/>
+        </w:rPr>
+        <w:t>function</w:t>
+      </w:r>
+      <w:r>
+        <w:rPr>
+          <w:rFonts w:ascii="Times New Roman" w:hAnsi="Times New Roman" w:cs="Times New Roman"/>
+          <w:b/>
+          <w:bCs/>
+          <w:sz w:val="32"/>
+          <w:szCs w:val="32"/>
+        </w:rPr>
+        <w:t xml:space="preserve"> </w:t>
+      </w:r>
+      <w:r>
+        <w:rPr>
+          <w:rFonts w:ascii="Times New Roman" w:hAnsi="Times New Roman" w:cs="Times New Roman"/>
+          <w:b/>
+          <w:bCs/>
+          <w:sz w:val="32"/>
+          <w:szCs w:val="32"/>
+        </w:rPr>
+        <w:t>in</w:t>
+      </w:r>
+      <w:r>
+        <w:rPr>
+          <w:rFonts w:ascii="Times New Roman" w:hAnsi="Times New Roman" w:cs="Times New Roman"/>
+          <w:b/>
+          <w:bCs/>
+          <w:sz w:val="32"/>
+          <w:szCs w:val="32"/>
+        </w:rPr>
+        <w:t xml:space="preserve"> </w:t>
+      </w:r>
+      <w:r>
+        <w:rPr>
+          <w:rFonts w:ascii="Times New Roman" w:hAnsi="Times New Roman" w:cs="Times New Roman"/>
+          <w:b/>
+          <w:bCs/>
+          <w:sz w:val="32"/>
+          <w:szCs w:val="32"/>
+        </w:rPr>
+        <w:t>PHP</w:t>
+      </w:r>
+      <w:r>
+        <w:rPr>
+          <w:rFonts w:ascii="Times New Roman" w:hAnsi="Times New Roman" w:cs="Times New Roman"/>
+          <w:b/>
+          <w:bCs/>
+          <w:sz w:val="32"/>
+          <w:szCs w:val="32"/>
+        </w:rPr>
+        <w:t xml:space="preserve"> </w:t>
+      </w:r>
+      <w:r>
+        <w:rPr>
+          <w:rFonts w:ascii="Times New Roman" w:hAnsi="Times New Roman" w:cs="Times New Roman"/>
+          <w:b/>
+          <w:bCs/>
+          <w:sz w:val="32"/>
+          <w:szCs w:val="32"/>
+        </w:rPr>
+        <w:t>and</w:t>
+      </w:r>
+      <w:r>
+        <w:rPr>
+          <w:rFonts w:ascii="Times New Roman" w:hAnsi="Times New Roman" w:cs="Times New Roman"/>
+          <w:b/>
+          <w:bCs/>
+          <w:sz w:val="32"/>
+          <w:szCs w:val="32"/>
+        </w:rPr>
+        <w:t xml:space="preserve"> </w:t>
+      </w:r>
+      <w:r>
+        <w:rPr>
+          <w:rFonts w:ascii="Times New Roman" w:hAnsi="Times New Roman" w:cs="Times New Roman"/>
+          <w:b/>
+          <w:bCs/>
+          <w:sz w:val="32"/>
+          <w:szCs w:val="32"/>
+        </w:rPr>
+        <w:t>how</w:t>
+      </w:r>
+      <w:r>
+        <w:rPr>
+          <w:rFonts w:ascii="Times New Roman" w:hAnsi="Times New Roman" w:cs="Times New Roman"/>
+          <w:b/>
+          <w:bCs/>
+          <w:sz w:val="32"/>
+          <w:szCs w:val="32"/>
+        </w:rPr>
+        <w:t xml:space="preserve"> </w:t>
+      </w:r>
+      <w:r>
+        <w:rPr>
+          <w:rFonts w:ascii="Times New Roman" w:hAnsi="Times New Roman" w:cs="Times New Roman"/>
+          <w:b/>
+          <w:bCs/>
+          <w:sz w:val="32"/>
+          <w:szCs w:val="32"/>
+        </w:rPr>
+        <w:t>is</w:t>
+      </w:r>
+      <w:r>
+        <w:rPr>
+          <w:rFonts w:ascii="Times New Roman" w:hAnsi="Times New Roman" w:cs="Times New Roman"/>
+          <w:b/>
+          <w:bCs/>
+          <w:sz w:val="32"/>
+          <w:szCs w:val="32"/>
+        </w:rPr>
+        <w:t xml:space="preserve"> </w:t>
+      </w:r>
+      <w:r>
+        <w:rPr>
+          <w:rFonts w:ascii="Times New Roman" w:hAnsi="Times New Roman" w:cs="Times New Roman"/>
+          <w:b/>
+          <w:bCs/>
+          <w:sz w:val="32"/>
+          <w:szCs w:val="32"/>
+        </w:rPr>
+        <w:t>it</w:t>
+      </w:r>
+      <w:r>
+        <w:rPr>
+          <w:rFonts w:ascii="Times New Roman" w:hAnsi="Times New Roman" w:cs="Times New Roman"/>
+          <w:b/>
+          <w:bCs/>
+          <w:sz w:val="32"/>
+          <w:szCs w:val="32"/>
+        </w:rPr>
+        <w:t xml:space="preserve"> </w:t>
+      </w:r>
+      <w:r>
+        <w:rPr>
+          <w:rFonts w:ascii="Times New Roman" w:hAnsi="Times New Roman" w:cs="Times New Roman"/>
+          <w:b/>
+          <w:bCs/>
+          <w:sz w:val="32"/>
+          <w:szCs w:val="32"/>
+        </w:rPr>
+        <w:t>used?</w:t>
+      </w:r>
+    </w:p>
+    <w:p>
+      <w:pPr>
+        <w:tabs>
+          <w:tab w:val="left" w:pos="2396"/>
+        </w:tabs>
+        <w:rPr>
+          <w:rFonts w:ascii="Times New Roman" w:hAnsi="Times New Roman" w:cs="Times New Roman"/>
+          <w:b/>
+          <w:bCs/>
+          <w:sz w:val="32"/>
+          <w:szCs w:val="32"/>
+        </w:rPr>
+      </w:pPr>
+      <w:r>
+        <w:rPr>
+          <w:rFonts w:ascii="Times New Roman" w:hAnsi="Times New Roman" w:cs="Times New Roman"/>
+          <w:b/>
+          <w:bCs/>
+          <w:sz w:val="32"/>
+          <w:szCs w:val="32"/>
+        </w:rPr>
+        <w:t>Ans.</w:t>
+      </w:r>
+    </w:p>
+    <w:p>
+      <w:pPr>
+        <w:tabs>
+          <w:tab w:val="left" w:pos="2396"/>
+        </w:tabs>
+        <w:spacing w:after="0"/>
+        <w:rPr>
+          <w:rFonts w:ascii="Times New Roman" w:hAnsi="Times New Roman" w:cs="Times New Roman"/>
+          <w:sz w:val="24"/>
+          <w:szCs w:val="24"/>
+        </w:rPr>
+      </w:pPr>
+      <w:r>
+        <w:rPr>
+          <w:rFonts w:ascii="Times New Roman" w:hAnsi="Times New Roman" w:cs="Times New Roman"/>
+          <w:sz w:val="24"/>
+          <w:szCs w:val="24"/>
+        </w:rPr>
+        <w:t xml:space="preserve">The </w:t>
+      </w:r>
+      <w:proofErr w:type="gramStart"/>
+      <w:r>
+        <w:rPr>
+          <w:rFonts w:ascii="Times New Roman" w:hAnsi="Times New Roman" w:cs="Times New Roman"/>
+          <w:sz w:val="24"/>
+          <w:szCs w:val="24"/>
+        </w:rPr>
+        <w:t>header(</w:t>
+      </w:r>
+      <w:proofErr w:type="gramEnd"/>
+      <w:r>
+        <w:rPr>
+          <w:rFonts w:ascii="Times New Roman" w:hAnsi="Times New Roman" w:cs="Times New Roman"/>
+          <w:sz w:val="24"/>
+          <w:szCs w:val="24"/>
+        </w:rPr>
+        <w:t>) function sends a raw HTTP header to a client.</w:t>
+      </w:r>
+    </w:p>
+    <w:p>
+      <w:pPr>
+        <w:tabs>
+          <w:tab w:val="left" w:pos="2396"/>
+        </w:tabs>
+        <w:spacing w:after="0"/>
+        <w:rPr>
+          <w:rFonts w:ascii="Times New Roman" w:hAnsi="Times New Roman" w:cs="Times New Roman"/>
+          <w:sz w:val="24"/>
+          <w:szCs w:val="24"/>
+        </w:rPr>
+      </w:pPr>
+      <w:r>
+        <w:rPr>
+          <w:rFonts w:ascii="Times New Roman" w:hAnsi="Times New Roman" w:cs="Times New Roman"/>
+          <w:sz w:val="24"/>
+          <w:szCs w:val="24"/>
+        </w:rPr>
+        <w:t xml:space="preserve">• It is important to notice that the </w:t>
+      </w:r>
+      <w:proofErr w:type="gramStart"/>
+      <w:r>
+        <w:rPr>
+          <w:rFonts w:ascii="Times New Roman" w:hAnsi="Times New Roman" w:cs="Times New Roman"/>
+          <w:sz w:val="24"/>
+          <w:szCs w:val="24"/>
+        </w:rPr>
+        <w:t>header(</w:t>
+      </w:r>
+      <w:proofErr w:type="gramEnd"/>
+      <w:r>
+        <w:rPr>
+          <w:rFonts w:ascii="Times New Roman" w:hAnsi="Times New Roman" w:cs="Times New Roman"/>
+          <w:sz w:val="24"/>
+          <w:szCs w:val="24"/>
+        </w:rPr>
+        <w:t xml:space="preserve">) function must be </w:t>
+      </w:r>
+      <w:r>
+        <w:rPr>
+          <w:rFonts w:ascii="Times New Roman" w:hAnsi="Times New Roman" w:cs="Times New Roman"/>
+          <w:sz w:val="24"/>
+          <w:szCs w:val="24"/>
+        </w:rPr>
+        <w:t xml:space="preserve">called </w:t>
+      </w:r>
+      <w:r>
+        <w:rPr>
+          <w:rFonts w:ascii="Times New Roman" w:hAnsi="Times New Roman" w:cs="Times New Roman"/>
+          <w:sz w:val="24"/>
+          <w:szCs w:val="24"/>
+        </w:rPr>
+        <w:t>before any actual output is sent!</w:t>
+      </w:r>
+    </w:p>
+    <w:p>
+      <w:pPr>
+        <w:tabs>
+          <w:tab w:val="left" w:pos="2396"/>
+        </w:tabs>
+        <w:spacing w:after="0"/>
+        <w:rPr>
+          <w:rFonts w:ascii="Times New Roman" w:hAnsi="Times New Roman" w:cs="Times New Roman"/>
+          <w:sz w:val="24"/>
+          <w:szCs w:val="24"/>
+        </w:rPr>
+      </w:pPr>
+      <w:r>
+        <w:rPr>
+          <w:rFonts w:ascii="Times New Roman" w:hAnsi="Times New Roman" w:cs="Times New Roman"/>
+          <w:sz w:val="24"/>
+          <w:szCs w:val="24"/>
+        </w:rPr>
+        <w:t xml:space="preserve">• For more secure and smooth navigation from one page to </w:t>
+      </w:r>
+      <w:proofErr w:type="spellStart"/>
+      <w:proofErr w:type="gramStart"/>
+      <w:r>
+        <w:rPr>
+          <w:rFonts w:ascii="Times New Roman" w:hAnsi="Times New Roman" w:cs="Times New Roman"/>
+          <w:sz w:val="24"/>
+          <w:szCs w:val="24"/>
+        </w:rPr>
+        <w:t>another,developers</w:t>
+      </w:r>
+      <w:proofErr w:type="spellEnd"/>
+      <w:proofErr w:type="gramEnd"/>
+      <w:r>
+        <w:rPr>
+          <w:rFonts w:ascii="Times New Roman" w:hAnsi="Times New Roman" w:cs="Times New Roman"/>
+          <w:sz w:val="24"/>
+          <w:szCs w:val="24"/>
+        </w:rPr>
+        <w:t xml:space="preserve"> suggest using the back-end options.</w:t>
+      </w:r>
+    </w:p>
+    <w:p>
+      <w:pPr>
+        <w:tabs>
+          <w:tab w:val="left" w:pos="2396"/>
+        </w:tabs>
+        <w:spacing w:after="0"/>
+        <w:rPr>
+          <w:rFonts w:ascii="Times New Roman" w:hAnsi="Times New Roman" w:cs="Times New Roman"/>
+          <w:sz w:val="24"/>
+          <w:szCs w:val="24"/>
+        </w:rPr>
+      </w:pPr>
+      <w:r>
+        <w:rPr>
+          <w:rFonts w:ascii="Times New Roman" w:hAnsi="Times New Roman" w:cs="Times New Roman"/>
+          <w:sz w:val="24"/>
+          <w:szCs w:val="24"/>
+        </w:rPr>
+        <w:t>• Redirection is necessary for some of the essential features, like</w:t>
+      </w:r>
+      <w:r>
+        <w:rPr>
+          <w:rFonts w:ascii="Times New Roman" w:hAnsi="Times New Roman" w:cs="Times New Roman"/>
+          <w:sz w:val="24"/>
+          <w:szCs w:val="24"/>
+        </w:rPr>
+        <w:t xml:space="preserve"> </w:t>
+      </w:r>
+      <w:r>
+        <w:rPr>
+          <w:rFonts w:ascii="Times New Roman" w:hAnsi="Times New Roman" w:cs="Times New Roman"/>
+          <w:sz w:val="24"/>
+          <w:szCs w:val="24"/>
+        </w:rPr>
+        <w:t>integrating payment gateways.</w:t>
+      </w:r>
+    </w:p>
+    <w:p>
+      <w:pPr>
+        <w:tabs>
+          <w:tab w:val="left" w:pos="2396"/>
+        </w:tabs>
+        <w:spacing w:after="0"/>
+        <w:rPr>
+          <w:rFonts w:ascii="Times New Roman" w:hAnsi="Times New Roman" w:cs="Times New Roman"/>
+          <w:sz w:val="24"/>
+          <w:szCs w:val="24"/>
+        </w:rPr>
+      </w:pPr>
+      <w:r>
+        <w:rPr>
+          <w:rFonts w:ascii="Times New Roman" w:hAnsi="Times New Roman" w:cs="Times New Roman"/>
+          <w:sz w:val="24"/>
+          <w:szCs w:val="24"/>
+        </w:rPr>
+        <w:sym w:font="Wingdings" w:char="F0E0"/>
+      </w:r>
+      <w:r>
+        <w:rPr>
+          <w:rFonts w:ascii="Times New Roman" w:hAnsi="Times New Roman" w:cs="Times New Roman"/>
+          <w:sz w:val="24"/>
+          <w:szCs w:val="24"/>
+        </w:rPr>
+        <w:t>PHP header redirect is a simple way of initiating a server-side redirect.</w:t>
+      </w:r>
+    </w:p>
+    <w:p>
+      <w:pPr>
+        <w:tabs>
+          <w:tab w:val="left" w:pos="2396"/>
+        </w:tabs>
+        <w:spacing w:after="0"/>
+        <w:rPr>
+          <w:rFonts w:ascii="Times New Roman" w:hAnsi="Times New Roman" w:cs="Times New Roman"/>
+          <w:sz w:val="24"/>
+          <w:szCs w:val="24"/>
+        </w:rPr>
+      </w:pPr>
+      <w:r>
+        <w:rPr>
+          <w:rFonts w:ascii="Times New Roman" w:hAnsi="Times New Roman" w:cs="Times New Roman"/>
+          <w:sz w:val="24"/>
+          <w:szCs w:val="24"/>
+        </w:rPr>
+        <w:t xml:space="preserve">• </w:t>
+      </w:r>
+      <w:proofErr w:type="gramStart"/>
+      <w:r>
+        <w:rPr>
+          <w:rFonts w:ascii="Times New Roman" w:hAnsi="Times New Roman" w:cs="Times New Roman"/>
+          <w:sz w:val="24"/>
+          <w:szCs w:val="24"/>
+        </w:rPr>
+        <w:t>Example:-</w:t>
+      </w:r>
+      <w:proofErr w:type="gramEnd"/>
+    </w:p>
+    <w:p>
+      <w:pPr>
+        <w:tabs>
+          <w:tab w:val="left" w:pos="2396"/>
+        </w:tabs>
+        <w:spacing w:after="0"/>
+        <w:rPr>
+          <w:rFonts w:ascii="Times New Roman" w:hAnsi="Times New Roman" w:cs="Times New Roman"/>
+          <w:sz w:val="24"/>
+          <w:szCs w:val="24"/>
+        </w:rPr>
+      </w:pPr>
+      <w:proofErr w:type="gramStart"/>
+      <w:r>
+        <w:rPr>
+          <w:rFonts w:ascii="Times New Roman" w:hAnsi="Times New Roman" w:cs="Times New Roman"/>
+          <w:sz w:val="24"/>
+          <w:szCs w:val="24"/>
+        </w:rPr>
+        <w:t>header(</w:t>
+      </w:r>
+      <w:proofErr w:type="gramEnd"/>
+      <w:r>
+        <w:rPr>
+          <w:rFonts w:ascii="Times New Roman" w:hAnsi="Times New Roman" w:cs="Times New Roman"/>
+          <w:sz w:val="24"/>
+          <w:szCs w:val="24"/>
+        </w:rPr>
+        <w:t>'Location: https://www. tops-int.com/’);</w:t>
+      </w:r>
+    </w:p>
+    <w:p>
+      <w:pPr>
+        <w:tabs>
+          <w:tab w:val="left" w:pos="2396"/>
+        </w:tabs>
+        <w:spacing w:after="0"/>
+        <w:rPr>
+          <w:rFonts w:ascii="Times New Roman" w:hAnsi="Times New Roman" w:cs="Times New Roman"/>
+          <w:sz w:val="24"/>
+          <w:szCs w:val="24"/>
+        </w:rPr>
+      </w:pPr>
+      <w:r>
+        <w:rPr>
+          <w:rFonts w:ascii="Times New Roman" w:hAnsi="Times New Roman" w:cs="Times New Roman"/>
+          <w:sz w:val="24"/>
+          <w:szCs w:val="24"/>
+        </w:rPr>
+        <w:t>• Uses:</w:t>
+      </w:r>
+    </w:p>
+    <w:p>
+      <w:pPr>
+        <w:tabs>
+          <w:tab w:val="left" w:pos="2396"/>
+        </w:tabs>
+        <w:spacing w:after="0"/>
+        <w:rPr>
+          <w:rFonts w:ascii="Times New Roman" w:hAnsi="Times New Roman" w:cs="Times New Roman"/>
+          <w:sz w:val="24"/>
+          <w:szCs w:val="24"/>
+        </w:rPr>
+      </w:pPr>
+      <w:r>
+        <w:rPr>
+          <w:rFonts w:ascii="Times New Roman" w:hAnsi="Times New Roman" w:cs="Times New Roman"/>
+          <w:sz w:val="24"/>
+          <w:szCs w:val="24"/>
+        </w:rPr>
+        <w:t> Change page location.</w:t>
+      </w:r>
+    </w:p>
+    <w:p>
+      <w:pPr>
+        <w:tabs>
+          <w:tab w:val="left" w:pos="2396"/>
+        </w:tabs>
+        <w:spacing w:after="0"/>
+        <w:rPr>
+          <w:rFonts w:ascii="Times New Roman" w:hAnsi="Times New Roman" w:cs="Times New Roman"/>
+          <w:sz w:val="24"/>
+          <w:szCs w:val="24"/>
+        </w:rPr>
+      </w:pPr>
+      <w:r>
+        <w:rPr>
+          <w:rFonts w:ascii="Times New Roman" w:hAnsi="Times New Roman" w:cs="Times New Roman"/>
+          <w:sz w:val="24"/>
+          <w:szCs w:val="24"/>
+        </w:rPr>
+        <w:t xml:space="preserve"> Set </w:t>
+      </w:r>
+      <w:proofErr w:type="spellStart"/>
+      <w:r>
+        <w:rPr>
+          <w:rFonts w:ascii="Times New Roman" w:hAnsi="Times New Roman" w:cs="Times New Roman"/>
+          <w:sz w:val="24"/>
+          <w:szCs w:val="24"/>
+        </w:rPr>
+        <w:t>timezone</w:t>
+      </w:r>
+      <w:proofErr w:type="spellEnd"/>
+      <w:r>
+        <w:rPr>
+          <w:rFonts w:ascii="Times New Roman" w:hAnsi="Times New Roman" w:cs="Times New Roman"/>
+          <w:sz w:val="24"/>
+          <w:szCs w:val="24"/>
+        </w:rPr>
+        <w:t>.</w:t>
+      </w:r>
+    </w:p>
+    <w:p>
+      <w:pPr>
+        <w:tabs>
+          <w:tab w:val="left" w:pos="2396"/>
+        </w:tabs>
+        <w:spacing w:after="0"/>
+        <w:rPr>
+          <w:rFonts w:ascii="Times New Roman" w:hAnsi="Times New Roman" w:cs="Times New Roman"/>
+          <w:sz w:val="24"/>
+          <w:szCs w:val="24"/>
+        </w:rPr>
+      </w:pPr>
+      <w:r>
+        <w:rPr>
+          <w:rFonts w:ascii="Times New Roman" w:hAnsi="Times New Roman" w:cs="Times New Roman"/>
+          <w:sz w:val="24"/>
+          <w:szCs w:val="24"/>
+        </w:rPr>
+        <w:t> Set caching control.</w:t>
+      </w:r>
+    </w:p>
+    <w:p>
+      <w:pPr>
+        <w:tabs>
+          <w:tab w:val="left" w:pos="2396"/>
+        </w:tabs>
+        <w:spacing w:after="0"/>
+        <w:rPr>
+          <w:rFonts w:ascii="Times New Roman" w:hAnsi="Times New Roman" w:cs="Times New Roman"/>
+          <w:sz w:val="24"/>
+          <w:szCs w:val="24"/>
+        </w:rPr>
+      </w:pPr>
+      <w:r>
+        <w:rPr>
+          <w:rFonts w:ascii="Times New Roman" w:hAnsi="Times New Roman" w:cs="Times New Roman"/>
+          <w:sz w:val="24"/>
+          <w:szCs w:val="24"/>
+        </w:rPr>
+        <w:t> Initiate force download.</w:t>
+      </w:r>
+    </w:p>
+    <w:p>
+      <w:pPr>
+        <w:tabs>
+          <w:tab w:val="left" w:pos="2396"/>
+        </w:tabs>
+        <w:spacing w:after="0"/>
+        <w:rPr>
+          <w:rFonts w:ascii="Times New Roman" w:hAnsi="Times New Roman" w:cs="Times New Roman"/>
+          <w:sz w:val="24"/>
+          <w:szCs w:val="24"/>
+        </w:rPr>
+      </w:pPr>
+      <w:r>
+        <w:rPr>
+          <w:rFonts w:ascii="Times New Roman" w:hAnsi="Times New Roman" w:cs="Times New Roman"/>
+          <w:sz w:val="24"/>
+          <w:szCs w:val="24"/>
+        </w:rPr>
+        <w:t> Send HTTP Status.</w:t>
+      </w:r>
+    </w:p>
+    <w:p>
+      <w:pPr>
+        <w:tabs>
+          <w:tab w:val="left" w:pos="2396"/>
+        </w:tabs>
+        <w:rPr>
+          <w:rFonts w:ascii="Times New Roman" w:hAnsi="Times New Roman" w:cs="Times New Roman"/>
+          <w:b/>
+          <w:bCs/>
+          <w:sz w:val="24"/>
+          <w:szCs w:val="24"/>
+        </w:rPr>
+      </w:pPr>
+    </w:p>
+    <w:p>
+      <w:pPr>
+        <w:pStyle w:val="ListParagraph"/>
+        <w:numPr>
+          <w:ilvl w:val="0"/>
+          <w:numId w:val="1"/>
+        </w:numPr>
+        <w:tabs>
+          <w:tab w:val="left" w:pos="567"/>
+        </w:tabs>
+        <w:ind w:left="303"/>
+        <w:rPr>
+          <w:rFonts w:ascii="Times New Roman" w:hAnsi="Times New Roman" w:cs="Times New Roman"/>
+          <w:b/>
+          <w:bCs/>
+          <w:sz w:val="32"/>
+          <w:szCs w:val="32"/>
+        </w:rPr>
+      </w:pPr>
+      <w:r>
+        <w:rPr>
+          <w:rFonts w:ascii="Times New Roman" w:hAnsi="Times New Roman" w:cs="Times New Roman"/>
+          <w:b/>
+          <w:bCs/>
+          <w:sz w:val="32"/>
+          <w:szCs w:val="32"/>
+        </w:rPr>
+        <w:lastRenderedPageBreak/>
+        <w:t>Explain the difference between include and require in PHP.</w:t>
+      </w:r>
+    </w:p>
+    <w:p>
+      <w:pPr>
+        <w:tabs>
+          <w:tab w:val="left" w:pos="2396"/>
+        </w:tabs>
+        <w:ind w:left="-57"/>
+        <w:rPr>
+          <w:rFonts w:ascii="Times New Roman" w:hAnsi="Times New Roman" w:cs="Times New Roman"/>
+          <w:b/>
+          <w:bCs/>
+          <w:sz w:val="32"/>
+          <w:szCs w:val="32"/>
+        </w:rPr>
+      </w:pPr>
+      <w:r>
+        <w:rPr>
+          <w:rFonts w:ascii="Times New Roman" w:hAnsi="Times New Roman" w:cs="Times New Roman"/>
+          <w:b/>
+          <w:bCs/>
+          <w:sz w:val="32"/>
+          <w:szCs w:val="32"/>
+        </w:rPr>
+        <w:t>Ans.</w:t>
+      </w:r>
+    </w:p>
+    <w:p>
+      <w:pPr>
+        <w:tabs>
+          <w:tab w:val="left" w:pos="2396"/>
+        </w:tabs>
+        <w:ind w:left="-57"/>
+        <w:rPr>
+          <w:rFonts w:ascii="Times New Roman" w:hAnsi="Times New Roman" w:cs="Times New Roman"/>
+          <w:sz w:val="32"/>
+          <w:szCs w:val="32"/>
+        </w:rPr>
+      </w:pPr>
+      <w:r>
+        <w:rPr>
+          <w:rFonts w:ascii="Times New Roman" w:hAnsi="Times New Roman" w:cs="Times New Roman"/>
+          <w:sz w:val="32"/>
+          <w:szCs w:val="32"/>
+        </w:rPr>
+        <w:t>In PHP, both include and require are used to insert one PHP file into another file. They help in reusing code such as header, footer, or database connection files.</w:t>
+      </w:r>
+    </w:p>
+    <w:tbl>
+      <w:tblPr>
+        <w:tblStyle w:val="GridTable4"/>
+        <w:tblW w:w="0" w:type="auto"/>
+        <w:tblLook w:val="04A0" w:firstRow="1" w:lastRow="0" w:firstColumn="1" w:lastColumn="0" w:noHBand="0" w:noVBand="1"/>
+      </w:tblPr>
+      <w:tblGrid>
+        <w:gridCol w:w="1837"/>
+        <w:gridCol w:w="3730"/>
+        <w:gridCol w:w="3949"/>
+      </w:tblGrid>
+      <w:tr>
+        <w:trPr>
+          <w:cnfStyle w:val="100000000000" w:firstRow="1" w:lastRow="0" w:firstColumn="0" w:lastColumn="0" w:oddVBand="0" w:evenVBand="0" w:oddHBand="0" w:evenHBand="0" w:firstRowFirstColumn="0" w:firstRowLastColumn="0" w:lastRowFirstColumn="0" w:lastRowLastColumn="0"/>
+        </w:trPr>
+        <w:tc>
+          <w:tcPr>
+            <w:cnfStyle w:val="001000000000" w:firstRow="0" w:lastRow="0" w:firstColumn="1" w:lastColumn="0" w:oddVBand="0" w:evenVBand="0" w:oddHBand="0" w:evenHBand="0" w:firstRowFirstColumn="0" w:firstRowLastColumn="0" w:lastRowFirstColumn="0" w:lastRowLastColumn="0"/>
+            <w:tcW w:w="0" w:type="auto"/>
+            <w:hideMark/>
+          </w:tcPr>
+          <w:p>
+            <w:pPr>
+              <w:jc w:val="center"/>
+              <w:rPr>
+                <w:rFonts w:ascii="Times New Roman" w:eastAsia="Times New Roman" w:hAnsi="Times New Roman" w:cs="Times New Roman"/>
+                <w:sz w:val="24"/>
+                <w:szCs w:val="24"/>
+              </w:rPr>
+            </w:pPr>
+            <w:r>
+              <w:rPr>
+                <w:rFonts w:ascii="Times New Roman" w:eastAsia="Times New Roman" w:hAnsi="Times New Roman" w:cs="Times New Roman"/>
+                <w:sz w:val="24"/>
+                <w:szCs w:val="24"/>
+              </w:rPr>
+              <w:t>Basis</w:t>
+            </w:r>
+          </w:p>
+        </w:tc>
+        <w:tc>
+          <w:tcPr>
+            <w:tcW w:w="0" w:type="auto"/>
+            <w:hideMark/>
+          </w:tcPr>
+          <w:p>
+            <w:pPr>
+              <w:jc w:val="center"/>
+              <w:cnfStyle w:val="100000000000" w:firstRow="1" w:lastRow="0" w:firstColumn="0" w:lastColumn="0" w:oddVBand="0" w:evenVBand="0" w:oddHBand="0" w:evenHBand="0" w:firstRowFirstColumn="0" w:firstRowLastColumn="0" w:lastRowFirstColumn="0" w:lastRowLastColumn="0"/>
+              <w:rPr>
+                <w:rFonts w:ascii="Times New Roman" w:eastAsia="Times New Roman" w:hAnsi="Times New Roman" w:cs="Times New Roman"/>
+                <w:sz w:val="24"/>
+                <w:szCs w:val="24"/>
+              </w:rPr>
+            </w:pPr>
+            <w:r>
+              <w:rPr>
+                <w:rFonts w:ascii="Times New Roman" w:eastAsia="Times New Roman" w:hAnsi="Times New Roman" w:cs="Times New Roman"/>
+                <w:sz w:val="24"/>
+                <w:szCs w:val="24"/>
+              </w:rPr>
+              <w:t>include</w:t>
+            </w:r>
+          </w:p>
+        </w:tc>
+        <w:tc>
+          <w:tcPr>
+            <w:tcW w:w="0" w:type="auto"/>
+            <w:hideMark/>
+          </w:tcPr>
+          <w:p>
+            <w:pPr>
+              <w:jc w:val="center"/>
+              <w:cnfStyle w:val="100000000000" w:firstRow="1" w:lastRow="0" w:firstColumn="0" w:lastColumn="0" w:oddVBand="0" w:evenVBand="0" w:oddHBand="0" w:evenHBand="0" w:firstRowFirstColumn="0" w:firstRowLastColumn="0" w:lastRowFirstColumn="0" w:lastRowLastColumn="0"/>
+              <w:rPr>
+                <w:rFonts w:ascii="Times New Roman" w:eastAsia="Times New Roman" w:hAnsi="Times New Roman" w:cs="Times New Roman"/>
+                <w:sz w:val="24"/>
+                <w:szCs w:val="24"/>
+              </w:rPr>
+            </w:pPr>
+            <w:r>
+              <w:rPr>
+                <w:rFonts w:ascii="Times New Roman" w:eastAsia="Times New Roman" w:hAnsi="Times New Roman" w:cs="Times New Roman"/>
+                <w:sz w:val="24"/>
+                <w:szCs w:val="24"/>
+              </w:rPr>
+              <w:t>require</w:t>
+            </w:r>
+          </w:p>
+        </w:tc>
+      </w:tr>
+      <w:tr>
+        <w:trPr>
+          <w:cnfStyle w:val="000000100000" w:firstRow="0" w:lastRow="0" w:firstColumn="0" w:lastColumn="0" w:oddVBand="0" w:evenVBand="0" w:oddHBand="1" w:evenHBand="0" w:firstRowFirstColumn="0" w:firstRowLastColumn="0" w:lastRowFirstColumn="0" w:lastRowLastColumn="0"/>
+        </w:trPr>
+        <w:tc>
+          <w:tcPr>
+            <w:cnfStyle w:val="001000000000" w:firstRow="0" w:lastRow="0" w:firstColumn="1" w:lastColumn="0" w:oddVBand="0" w:evenVBand="0" w:oddHBand="0" w:evenHBand="0" w:firstRowFirstColumn="0" w:firstRowLastColumn="0" w:lastRowFirstColumn="0" w:lastRowLastColumn="0"/>
+            <w:tcW w:w="0" w:type="auto"/>
+            <w:hideMark/>
+          </w:tcPr>
+          <w:p>
+            <w:pPr>
+              <w:rPr>
+                <w:rFonts w:ascii="Times New Roman" w:eastAsia="Times New Roman" w:hAnsi="Times New Roman" w:cs="Times New Roman"/>
+                <w:sz w:val="24"/>
+                <w:szCs w:val="24"/>
+              </w:rPr>
+            </w:pPr>
+            <w:r>
+              <w:rPr>
+                <w:rFonts w:ascii="Times New Roman" w:eastAsia="Times New Roman" w:hAnsi="Times New Roman" w:cs="Times New Roman"/>
+                <w:sz w:val="24"/>
+                <w:szCs w:val="24"/>
+              </w:rPr>
+              <w:t>Error Handling</w:t>
+            </w:r>
+          </w:p>
+        </w:tc>
+        <w:tc>
+          <w:tcPr>
+            <w:tcW w:w="0" w:type="auto"/>
+            <w:hideMark/>
+          </w:tcPr>
+          <w:p>
+            <w:pPr>
+              <w:cnfStyle w:val="000000100000" w:firstRow="0" w:lastRow="0" w:firstColumn="0" w:lastColumn="0" w:oddVBand="0" w:evenVBand="0" w:oddHBand="1" w:evenHBand="0" w:firstRowFirstColumn="0" w:firstRowLastColumn="0" w:lastRowFirstColumn="0" w:lastRowLastColumn="0"/>
+              <w:rPr>
+                <w:rFonts w:ascii="Times New Roman" w:eastAsia="Times New Roman" w:hAnsi="Times New Roman" w:cs="Times New Roman"/>
+                <w:sz w:val="24"/>
+                <w:szCs w:val="24"/>
+              </w:rPr>
+            </w:pPr>
+            <w:r>
+              <w:rPr>
+                <w:rFonts w:ascii="Times New Roman" w:eastAsia="Times New Roman" w:hAnsi="Times New Roman" w:cs="Times New Roman"/>
+                <w:sz w:val="24"/>
+                <w:szCs w:val="24"/>
+              </w:rPr>
+              <w:t xml:space="preserve">Shows a </w:t>
+            </w:r>
+            <w:r>
+              <w:rPr>
+                <w:rFonts w:ascii="Times New Roman" w:eastAsia="Times New Roman" w:hAnsi="Times New Roman" w:cs="Times New Roman"/>
+                <w:b/>
+                <w:bCs/>
+                <w:sz w:val="24"/>
+                <w:szCs w:val="24"/>
+              </w:rPr>
+              <w:t>warning</w:t>
+            </w:r>
+            <w:r>
+              <w:rPr>
+                <w:rFonts w:ascii="Times New Roman" w:eastAsia="Times New Roman" w:hAnsi="Times New Roman" w:cs="Times New Roman"/>
+                <w:sz w:val="24"/>
+                <w:szCs w:val="24"/>
+              </w:rPr>
+              <w:t xml:space="preserve"> if file is not found</w:t>
+            </w:r>
+          </w:p>
+        </w:tc>
+        <w:tc>
+          <w:tcPr>
+            <w:tcW w:w="0" w:type="auto"/>
+            <w:hideMark/>
+          </w:tcPr>
+          <w:p>
+            <w:pPr>
+              <w:cnfStyle w:val="000000100000" w:firstRow="0" w:lastRow="0" w:firstColumn="0" w:lastColumn="0" w:oddVBand="0" w:evenVBand="0" w:oddHBand="1" w:evenHBand="0" w:firstRowFirstColumn="0" w:firstRowLastColumn="0" w:lastRowFirstColumn="0" w:lastRowLastColumn="0"/>
+              <w:rPr>
+                <w:rFonts w:ascii="Times New Roman" w:eastAsia="Times New Roman" w:hAnsi="Times New Roman" w:cs="Times New Roman"/>
+                <w:sz w:val="24"/>
+                <w:szCs w:val="24"/>
+              </w:rPr>
+            </w:pPr>
+            <w:r>
+              <w:rPr>
+                <w:rFonts w:ascii="Times New Roman" w:eastAsia="Times New Roman" w:hAnsi="Times New Roman" w:cs="Times New Roman"/>
+                <w:sz w:val="24"/>
+                <w:szCs w:val="24"/>
+              </w:rPr>
+              <w:t xml:space="preserve">Shows a </w:t>
+            </w:r>
+            <w:r>
+              <w:rPr>
+                <w:rFonts w:ascii="Times New Roman" w:eastAsia="Times New Roman" w:hAnsi="Times New Roman" w:cs="Times New Roman"/>
+                <w:b/>
+                <w:bCs/>
+                <w:sz w:val="24"/>
+                <w:szCs w:val="24"/>
+              </w:rPr>
+              <w:t>fatal error</w:t>
+            </w:r>
+            <w:r>
+              <w:rPr>
+                <w:rFonts w:ascii="Times New Roman" w:eastAsia="Times New Roman" w:hAnsi="Times New Roman" w:cs="Times New Roman"/>
+                <w:sz w:val="24"/>
+                <w:szCs w:val="24"/>
+              </w:rPr>
+              <w:t xml:space="preserve"> if file is not found</w:t>
+            </w:r>
+          </w:p>
+        </w:tc>
+      </w:tr>
+      <w:tr>
+        <w:tc>
+          <w:tcPr>
+            <w:cnfStyle w:val="001000000000" w:firstRow="0" w:lastRow="0" w:firstColumn="1" w:lastColumn="0" w:oddVBand="0" w:evenVBand="0" w:oddHBand="0" w:evenHBand="0" w:firstRowFirstColumn="0" w:firstRowLastColumn="0" w:lastRowFirstColumn="0" w:lastRowLastColumn="0"/>
+            <w:tcW w:w="0" w:type="auto"/>
+            <w:hideMark/>
+          </w:tcPr>
+          <w:p>
+            <w:pPr>
+              <w:rPr>
+                <w:rFonts w:ascii="Times New Roman" w:eastAsia="Times New Roman" w:hAnsi="Times New Roman" w:cs="Times New Roman"/>
+                <w:sz w:val="24"/>
+                <w:szCs w:val="24"/>
+              </w:rPr>
+            </w:pPr>
+            <w:r>
+              <w:rPr>
+                <w:rFonts w:ascii="Times New Roman" w:eastAsia="Times New Roman" w:hAnsi="Times New Roman" w:cs="Times New Roman"/>
+                <w:sz w:val="24"/>
+                <w:szCs w:val="24"/>
+              </w:rPr>
+              <w:t>Execution</w:t>
+            </w:r>
+          </w:p>
+        </w:tc>
+        <w:tc>
+          <w:tcPr>
+            <w:tcW w:w="0" w:type="auto"/>
+            <w:hideMark/>
+          </w:tcPr>
+          <w:p>
+            <w:pPr>
+              <w:cnfStyle w:val="000000000000" w:firstRow="0" w:lastRow="0" w:firstColumn="0" w:lastColumn="0" w:oddVBand="0" w:evenVBand="0" w:oddHBand="0" w:evenHBand="0" w:firstRowFirstColumn="0" w:firstRowLastColumn="0" w:lastRowFirstColumn="0" w:lastRowLastColumn="0"/>
+              <w:rPr>
+                <w:rFonts w:ascii="Times New Roman" w:eastAsia="Times New Roman" w:hAnsi="Times New Roman" w:cs="Times New Roman"/>
+                <w:sz w:val="24"/>
+                <w:szCs w:val="24"/>
+              </w:rPr>
+            </w:pPr>
+            <w:r>
+              <w:rPr>
+                <w:rFonts w:ascii="Times New Roman" w:eastAsia="Times New Roman" w:hAnsi="Times New Roman" w:cs="Times New Roman"/>
+                <w:sz w:val="24"/>
+                <w:szCs w:val="24"/>
+              </w:rPr>
+              <w:t xml:space="preserve">Script </w:t>
+            </w:r>
+            <w:r>
+              <w:rPr>
+                <w:rFonts w:ascii="Times New Roman" w:eastAsia="Times New Roman" w:hAnsi="Times New Roman" w:cs="Times New Roman"/>
+                <w:b/>
+                <w:bCs/>
+                <w:sz w:val="24"/>
+                <w:szCs w:val="24"/>
+              </w:rPr>
+              <w:t>continues running</w:t>
+            </w:r>
+          </w:p>
+        </w:tc>
+        <w:tc>
+          <w:tcPr>
+            <w:tcW w:w="0" w:type="auto"/>
+            <w:hideMark/>
+          </w:tcPr>
+          <w:p>
+            <w:pPr>
+              <w:cnfStyle w:val="000000000000" w:firstRow="0" w:lastRow="0" w:firstColumn="0" w:lastColumn="0" w:oddVBand="0" w:evenVBand="0" w:oddHBand="0" w:evenHBand="0" w:firstRowFirstColumn="0" w:firstRowLastColumn="0" w:lastRowFirstColumn="0" w:lastRowLastColumn="0"/>
+              <w:rPr>
+                <w:rFonts w:ascii="Times New Roman" w:eastAsia="Times New Roman" w:hAnsi="Times New Roman" w:cs="Times New Roman"/>
+                <w:sz w:val="24"/>
+                <w:szCs w:val="24"/>
+              </w:rPr>
+            </w:pPr>
+            <w:r>
+              <w:rPr>
+                <w:rFonts w:ascii="Times New Roman" w:eastAsia="Times New Roman" w:hAnsi="Times New Roman" w:cs="Times New Roman"/>
+                <w:sz w:val="24"/>
+                <w:szCs w:val="24"/>
+              </w:rPr>
+              <w:t xml:space="preserve">Script </w:t>
+            </w:r>
+            <w:r>
+              <w:rPr>
+                <w:rFonts w:ascii="Times New Roman" w:eastAsia="Times New Roman" w:hAnsi="Times New Roman" w:cs="Times New Roman"/>
+                <w:b/>
+                <w:bCs/>
+                <w:sz w:val="24"/>
+                <w:szCs w:val="24"/>
+              </w:rPr>
+              <w:t>stops immediately</w:t>
+            </w:r>
+          </w:p>
+        </w:tc>
+      </w:tr>
+      <w:tr>
+        <w:trPr>
+          <w:cnfStyle w:val="000000100000" w:firstRow="0" w:lastRow="0" w:firstColumn="0" w:lastColumn="0" w:oddVBand="0" w:evenVBand="0" w:oddHBand="1" w:evenHBand="0" w:firstRowFirstColumn="0" w:firstRowLastColumn="0" w:lastRowFirstColumn="0" w:lastRowLastColumn="0"/>
+        </w:trPr>
+        <w:tc>
+          <w:tcPr>
+            <w:cnfStyle w:val="001000000000" w:firstRow="0" w:lastRow="0" w:firstColumn="1" w:lastColumn="0" w:oddVBand="0" w:evenVBand="0" w:oddHBand="0" w:evenHBand="0" w:firstRowFirstColumn="0" w:firstRowLastColumn="0" w:lastRowFirstColumn="0" w:lastRowLastColumn="0"/>
+            <w:tcW w:w="0" w:type="auto"/>
+            <w:hideMark/>
+          </w:tcPr>
+          <w:p>
+            <w:pPr>
+              <w:rPr>
+                <w:rFonts w:ascii="Times New Roman" w:eastAsia="Times New Roman" w:hAnsi="Times New Roman" w:cs="Times New Roman"/>
+                <w:sz w:val="24"/>
+                <w:szCs w:val="24"/>
+              </w:rPr>
+            </w:pPr>
+            <w:r>
+              <w:rPr>
+                <w:rFonts w:ascii="Times New Roman" w:eastAsia="Times New Roman" w:hAnsi="Times New Roman" w:cs="Times New Roman"/>
+                <w:sz w:val="24"/>
+                <w:szCs w:val="24"/>
+              </w:rPr>
+              <w:t>Usage</w:t>
+            </w:r>
+          </w:p>
+        </w:tc>
+        <w:tc>
+          <w:tcPr>
+            <w:tcW w:w="0" w:type="auto"/>
+            <w:hideMark/>
+          </w:tcPr>
+          <w:p>
+            <w:pPr>
+              <w:cnfStyle w:val="000000100000" w:firstRow="0" w:lastRow="0" w:firstColumn="0" w:lastColumn="0" w:oddVBand="0" w:evenVBand="0" w:oddHBand="1" w:evenHBand="0" w:firstRowFirstColumn="0" w:firstRowLastColumn="0" w:lastRowFirstColumn="0" w:lastRowLastColumn="0"/>
+              <w:rPr>
+                <w:rFonts w:ascii="Times New Roman" w:eastAsia="Times New Roman" w:hAnsi="Times New Roman" w:cs="Times New Roman"/>
+                <w:sz w:val="24"/>
+                <w:szCs w:val="24"/>
+              </w:rPr>
+            </w:pPr>
+            <w:r>
+              <w:rPr>
+                <w:rFonts w:ascii="Times New Roman" w:eastAsia="Times New Roman" w:hAnsi="Times New Roman" w:cs="Times New Roman"/>
+                <w:sz w:val="24"/>
+                <w:szCs w:val="24"/>
+              </w:rPr>
+              <w:t xml:space="preserve">Used for </w:t>
+            </w:r>
+            <w:r>
+              <w:rPr>
+                <w:rFonts w:ascii="Times New Roman" w:eastAsia="Times New Roman" w:hAnsi="Times New Roman" w:cs="Times New Roman"/>
+                <w:b/>
+                <w:bCs/>
+                <w:sz w:val="24"/>
+                <w:szCs w:val="24"/>
+              </w:rPr>
+              <w:t>optional files</w:t>
+            </w:r>
+          </w:p>
+        </w:tc>
+        <w:tc>
+          <w:tcPr>
+            <w:tcW w:w="0" w:type="auto"/>
+            <w:hideMark/>
+          </w:tcPr>
+          <w:p>
+            <w:pPr>
+              <w:cnfStyle w:val="000000100000" w:firstRow="0" w:lastRow="0" w:firstColumn="0" w:lastColumn="0" w:oddVBand="0" w:evenVBand="0" w:oddHBand="1" w:evenHBand="0" w:firstRowFirstColumn="0" w:firstRowLastColumn="0" w:lastRowFirstColumn="0" w:lastRowLastColumn="0"/>
+              <w:rPr>
+                <w:rFonts w:ascii="Times New Roman" w:eastAsia="Times New Roman" w:hAnsi="Times New Roman" w:cs="Times New Roman"/>
+                <w:sz w:val="24"/>
+                <w:szCs w:val="24"/>
+              </w:rPr>
+            </w:pPr>
+            <w:r>
+              <w:rPr>
+                <w:rFonts w:ascii="Times New Roman" w:eastAsia="Times New Roman" w:hAnsi="Times New Roman" w:cs="Times New Roman"/>
+                <w:sz w:val="24"/>
+                <w:szCs w:val="24"/>
+              </w:rPr>
+              <w:t xml:space="preserve">Used for </w:t>
+            </w:r>
+            <w:r>
+              <w:rPr>
+                <w:rFonts w:ascii="Times New Roman" w:eastAsia="Times New Roman" w:hAnsi="Times New Roman" w:cs="Times New Roman"/>
+                <w:b/>
+                <w:bCs/>
+                <w:sz w:val="24"/>
+                <w:szCs w:val="24"/>
+              </w:rPr>
+              <w:t>important files</w:t>
+            </w:r>
+          </w:p>
+        </w:tc>
+      </w:tr>
+      <w:tr>
+        <w:tc>
+          <w:tcPr>
+            <w:cnfStyle w:val="001000000000" w:firstRow="0" w:lastRow="0" w:firstColumn="1" w:lastColumn="0" w:oddVBand="0" w:evenVBand="0" w:oddHBand="0" w:evenHBand="0" w:firstRowFirstColumn="0" w:firstRowLastColumn="0" w:lastRowFirstColumn="0" w:lastRowLastColumn="0"/>
+            <w:tcW w:w="0" w:type="auto"/>
+            <w:hideMark/>
+          </w:tcPr>
+          <w:p>
+            <w:pPr>
+              <w:rPr>
+                <w:rFonts w:ascii="Times New Roman" w:eastAsia="Times New Roman" w:hAnsi="Times New Roman" w:cs="Times New Roman"/>
+                <w:sz w:val="24"/>
+                <w:szCs w:val="24"/>
+              </w:rPr>
+            </w:pPr>
+            <w:r>
+              <w:rPr>
+                <w:rFonts w:ascii="Times New Roman" w:eastAsia="Times New Roman" w:hAnsi="Times New Roman" w:cs="Times New Roman"/>
+                <w:sz w:val="24"/>
+                <w:szCs w:val="24"/>
+              </w:rPr>
+              <w:t>Output</w:t>
+            </w:r>
+          </w:p>
+        </w:tc>
+        <w:tc>
+          <w:tcPr>
+            <w:tcW w:w="0" w:type="auto"/>
+            <w:hideMark/>
+          </w:tcPr>
+          <w:p>
+            <w:pPr>
+              <w:cnfStyle w:val="000000000000" w:firstRow="0" w:lastRow="0" w:firstColumn="0" w:lastColumn="0" w:oddVBand="0" w:evenVBand="0" w:oddHBand="0" w:evenHBand="0" w:firstRowFirstColumn="0" w:firstRowLastColumn="0" w:lastRowFirstColumn="0" w:lastRowLastColumn="0"/>
+              <w:rPr>
+                <w:rFonts w:ascii="Times New Roman" w:eastAsia="Times New Roman" w:hAnsi="Times New Roman" w:cs="Times New Roman"/>
+                <w:sz w:val="24"/>
+                <w:szCs w:val="24"/>
+              </w:rPr>
+            </w:pPr>
+            <w:r>
+              <w:rPr>
+                <w:rFonts w:ascii="Times New Roman" w:eastAsia="Times New Roman" w:hAnsi="Times New Roman" w:cs="Times New Roman"/>
+                <w:sz w:val="24"/>
+                <w:szCs w:val="24"/>
+              </w:rPr>
+              <w:t>Remaining code will execute</w:t>
+            </w:r>
+          </w:p>
+        </w:tc>
+        <w:tc>
+          <w:tcPr>
+            <w:tcW w:w="0" w:type="auto"/>
+            <w:hideMark/>
+          </w:tcPr>
+          <w:p>
+            <w:pPr>
+              <w:cnfStyle w:val="000000000000" w:firstRow="0" w:lastRow="0" w:firstColumn="0" w:lastColumn="0" w:oddVBand="0" w:evenVBand="0" w:oddHBand="0" w:evenHBand="0" w:firstRowFirstColumn="0" w:firstRowLastColumn="0" w:lastRowFirstColumn="0" w:lastRowLastColumn="0"/>
+              <w:rPr>
+                <w:rFonts w:ascii="Times New Roman" w:eastAsia="Times New Roman" w:hAnsi="Times New Roman" w:cs="Times New Roman"/>
+                <w:sz w:val="24"/>
+                <w:szCs w:val="24"/>
+              </w:rPr>
+            </w:pPr>
+            <w:r>
+              <w:rPr>
+                <w:rFonts w:ascii="Times New Roman" w:eastAsia="Times New Roman" w:hAnsi="Times New Roman" w:cs="Times New Roman"/>
+                <w:sz w:val="24"/>
+                <w:szCs w:val="24"/>
+              </w:rPr>
+              <w:t>No further code will execute</w:t>
+            </w:r>
+          </w:p>
+        </w:tc>
+      </w:tr>
+      <w:tr>
+        <w:trPr>
+          <w:cnfStyle w:val="000000100000" w:firstRow="0" w:lastRow="0" w:firstColumn="0" w:lastColumn="0" w:oddVBand="0" w:evenVBand="0" w:oddHBand="1" w:evenHBand="0" w:firstRowFirstColumn="0" w:firstRowLastColumn="0" w:lastRowFirstColumn="0" w:lastRowLastColumn="0"/>
+        </w:trPr>
+        <w:tc>
+          <w:tcPr>
+            <w:cnfStyle w:val="001000000000" w:firstRow="0" w:lastRow="0" w:firstColumn="1" w:lastColumn="0" w:oddVBand="0" w:evenVBand="0" w:oddHBand="0" w:evenHBand="0" w:firstRowFirstColumn="0" w:firstRowLastColumn="0" w:lastRowFirstColumn="0" w:lastRowLastColumn="0"/>
+            <w:tcW w:w="0" w:type="auto"/>
+          </w:tcPr>
+          <w:p>
+            <w:pPr>
+              <w:rPr>
+                <w:rFonts w:ascii="Times New Roman" w:eastAsia="Times New Roman" w:hAnsi="Times New Roman" w:cs="Times New Roman"/>
+                <w:sz w:val="24"/>
+                <w:szCs w:val="24"/>
+              </w:rPr>
+            </w:pPr>
+            <w:r>
+              <w:rPr>
+                <w:rFonts w:ascii="Times New Roman" w:eastAsia="Times New Roman" w:hAnsi="Times New Roman" w:cs="Times New Roman"/>
+                <w:sz w:val="24"/>
+                <w:szCs w:val="24"/>
+              </w:rPr>
+              <w:t>Example</w:t>
+            </w:r>
+          </w:p>
+        </w:tc>
+        <w:tc>
+          <w:tcPr>
+            <w:tcW w:w="0" w:type="auto"/>
+          </w:tcPr>
+          <w:p>
+            <w:pPr>
+              <w:cnfStyle w:val="000000100000" w:firstRow="0" w:lastRow="0" w:firstColumn="0" w:lastColumn="0" w:oddVBand="0" w:evenVBand="0" w:oddHBand="1" w:evenHBand="0" w:firstRowFirstColumn="0" w:firstRowLastColumn="0" w:lastRowFirstColumn="0" w:lastRowLastColumn="0"/>
+              <w:rPr>
+                <w:rFonts w:ascii="Times New Roman" w:eastAsia="Times New Roman" w:hAnsi="Times New Roman" w:cs="Times New Roman"/>
+                <w:sz w:val="24"/>
+                <w:szCs w:val="24"/>
+              </w:rPr>
+            </w:pPr>
+            <w:r>
+              <w:rPr>
+                <w:rFonts w:ascii="Times New Roman" w:eastAsia="Times New Roman" w:hAnsi="Times New Roman" w:cs="Times New Roman"/>
+                <w:sz w:val="24"/>
+                <w:szCs w:val="24"/>
+              </w:rPr>
+              <w:t>include("</w:t>
+            </w:r>
+            <w:proofErr w:type="spellStart"/>
+            <w:r>
+              <w:rPr>
+                <w:rFonts w:ascii="Times New Roman" w:eastAsia="Times New Roman" w:hAnsi="Times New Roman" w:cs="Times New Roman"/>
+                <w:sz w:val="24"/>
+                <w:szCs w:val="24"/>
+              </w:rPr>
+              <w:t>file.php</w:t>
+            </w:r>
+            <w:proofErr w:type="spellEnd"/>
+            <w:r>
+              <w:rPr>
+                <w:rFonts w:ascii="Times New Roman" w:eastAsia="Times New Roman" w:hAnsi="Times New Roman" w:cs="Times New Roman"/>
+                <w:sz w:val="24"/>
+                <w:szCs w:val="24"/>
+              </w:rPr>
+              <w:t>");</w:t>
+            </w:r>
+          </w:p>
+          <w:p>
+            <w:pPr>
+              <w:cnfStyle w:val="000000100000" w:firstRow="0" w:lastRow="0" w:firstColumn="0" w:lastColumn="0" w:oddVBand="0" w:evenVBand="0" w:oddHBand="1" w:evenHBand="0" w:firstRowFirstColumn="0" w:firstRowLastColumn="0" w:lastRowFirstColumn="0" w:lastRowLastColumn="0"/>
+              <w:rPr>
+                <w:rFonts w:ascii="Times New Roman" w:eastAsia="Times New Roman" w:hAnsi="Times New Roman" w:cs="Times New Roman"/>
+                <w:sz w:val="24"/>
+                <w:szCs w:val="24"/>
+              </w:rPr>
+            </w:pPr>
+            <w:r>
+              <w:rPr>
+                <w:rFonts w:ascii="Times New Roman" w:eastAsia="Times New Roman" w:hAnsi="Times New Roman" w:cs="Times New Roman"/>
+                <w:sz w:val="24"/>
+                <w:szCs w:val="24"/>
+              </w:rPr>
+              <w:t>echo "Hello";</w:t>
+            </w:r>
+          </w:p>
+        </w:tc>
+        <w:tc>
+          <w:tcPr>
+            <w:tcW w:w="0" w:type="auto"/>
+          </w:tcPr>
+          <w:p>
+            <w:pPr>
+              <w:cnfStyle w:val="000000100000" w:firstRow="0" w:lastRow="0" w:firstColumn="0" w:lastColumn="0" w:oddVBand="0" w:evenVBand="0" w:oddHBand="1" w:evenHBand="0" w:firstRowFirstColumn="0" w:firstRowLastColumn="0" w:lastRowFirstColumn="0" w:lastRowLastColumn="0"/>
+              <w:rPr>
+                <w:rFonts w:ascii="Times New Roman" w:eastAsia="Times New Roman" w:hAnsi="Times New Roman" w:cs="Times New Roman"/>
+                <w:sz w:val="24"/>
+                <w:szCs w:val="24"/>
+              </w:rPr>
+            </w:pPr>
+            <w:r>
+              <w:rPr>
+                <w:rFonts w:ascii="Times New Roman" w:eastAsia="Times New Roman" w:hAnsi="Times New Roman" w:cs="Times New Roman"/>
+                <w:sz w:val="24"/>
+                <w:szCs w:val="24"/>
+              </w:rPr>
+              <w:t>require("</w:t>
+            </w:r>
+            <w:proofErr w:type="spellStart"/>
+            <w:r>
+              <w:rPr>
+                <w:rFonts w:ascii="Times New Roman" w:eastAsia="Times New Roman" w:hAnsi="Times New Roman" w:cs="Times New Roman"/>
+                <w:sz w:val="24"/>
+                <w:szCs w:val="24"/>
+              </w:rPr>
+              <w:t>file.php</w:t>
+            </w:r>
+            <w:proofErr w:type="spellEnd"/>
+            <w:r>
+              <w:rPr>
+                <w:rFonts w:ascii="Times New Roman" w:eastAsia="Times New Roman" w:hAnsi="Times New Roman" w:cs="Times New Roman"/>
+                <w:sz w:val="24"/>
+                <w:szCs w:val="24"/>
+              </w:rPr>
+              <w:t>");</w:t>
+            </w:r>
+          </w:p>
+          <w:p>
+            <w:pPr>
+              <w:cnfStyle w:val="000000100000" w:firstRow="0" w:lastRow="0" w:firstColumn="0" w:lastColumn="0" w:oddVBand="0" w:evenVBand="0" w:oddHBand="1" w:evenHBand="0" w:firstRowFirstColumn="0" w:firstRowLastColumn="0" w:lastRowFirstColumn="0" w:lastRowLastColumn="0"/>
+              <w:rPr>
+                <w:rFonts w:ascii="Times New Roman" w:eastAsia="Times New Roman" w:hAnsi="Times New Roman" w:cs="Times New Roman"/>
+                <w:sz w:val="24"/>
+                <w:szCs w:val="24"/>
+              </w:rPr>
+            </w:pPr>
+            <w:r>
+              <w:rPr>
+                <w:rFonts w:ascii="Times New Roman" w:eastAsia="Times New Roman" w:hAnsi="Times New Roman" w:cs="Times New Roman"/>
+                <w:sz w:val="24"/>
+                <w:szCs w:val="24"/>
+              </w:rPr>
+              <w:t>echo "Hello";</w:t>
+            </w:r>
+          </w:p>
+        </w:tc>
+      </w:tr>
+    </w:tbl>
+    <w:p>
+      <w:pPr>
+        <w:tabs>
+          <w:tab w:val="left" w:pos="2396"/>
+        </w:tabs>
+        <w:ind w:left="-57"/>
+        <w:rPr>
+          <w:rFonts w:ascii="Times New Roman" w:hAnsi="Times New Roman" w:cs="Times New Roman"/>
+          <w:sz w:val="32"/>
+          <w:szCs w:val="32"/>
+        </w:rPr>
+      </w:pPr>
+    </w:p>
+    <w:p>
+      <w:pPr>
+        <w:pStyle w:val="ListParagraph"/>
+        <w:numPr>
+          <w:ilvl w:val="0"/>
+          <w:numId w:val="1"/>
+        </w:numPr>
+        <w:tabs>
+          <w:tab w:val="left" w:pos="426"/>
+        </w:tabs>
+        <w:ind w:left="142"/>
+        <w:rPr>
+          <w:rFonts w:ascii="Times New Roman" w:hAnsi="Times New Roman" w:cs="Times New Roman"/>
+          <w:b/>
+          <w:bCs/>
+          <w:sz w:val="32"/>
+          <w:szCs w:val="32"/>
+        </w:rPr>
+      </w:pPr>
+      <w:r>
+        <w:rPr>
+          <w:rFonts w:ascii="Times New Roman" w:hAnsi="Times New Roman" w:cs="Times New Roman"/>
+          <w:b/>
+          <w:bCs/>
+          <w:sz w:val="32"/>
+          <w:szCs w:val="32"/>
+        </w:rPr>
+        <w:t>Explain what PHP expressions are and give examples of arithmetic and logical operations.</w:t>
+      </w:r>
+    </w:p>
+    <w:p>
+      <w:pPr>
+        <w:tabs>
+          <w:tab w:val="left" w:pos="426"/>
+        </w:tabs>
+        <w:ind w:left="-218"/>
+        <w:rPr>
+          <w:rFonts w:ascii="Times New Roman" w:hAnsi="Times New Roman" w:cs="Times New Roman"/>
+          <w:b/>
+          <w:bCs/>
+          <w:sz w:val="32"/>
+          <w:szCs w:val="32"/>
+        </w:rPr>
+      </w:pPr>
+      <w:r>
+        <w:rPr>
+          <w:rFonts w:ascii="Times New Roman" w:hAnsi="Times New Roman" w:cs="Times New Roman"/>
+          <w:b/>
+          <w:bCs/>
+          <w:sz w:val="32"/>
+          <w:szCs w:val="32"/>
+        </w:rPr>
+        <w:t>Ans.</w:t>
+      </w:r>
+    </w:p>
+    <w:p>
+      <w:pPr>
+        <w:tabs>
+          <w:tab w:val="left" w:pos="426"/>
+        </w:tabs>
+        <w:spacing w:after="0"/>
+        <w:ind w:left="-218"/>
+        <w:rPr>
+          <w:rFonts w:ascii="Times New Roman" w:hAnsi="Times New Roman" w:cs="Times New Roman"/>
+          <w:sz w:val="32"/>
+          <w:szCs w:val="32"/>
+        </w:rPr>
+      </w:pPr>
+      <w:r>
+        <w:rPr>
+          <w:rFonts w:ascii="Times New Roman" w:hAnsi="Times New Roman" w:cs="Times New Roman"/>
+          <w:sz w:val="32"/>
+          <w:szCs w:val="32"/>
+        </w:rPr>
+        <w:t>In PHP, an expression is a combination of variables, values, and operators that produces a result. Expressions are used to perform calculations and make decisions in a program.</w:t>
+      </w:r>
+    </w:p>
+    <w:p>
+      <w:pPr>
+        <w:pStyle w:val="Heading3"/>
+        <w:spacing w:before="0" w:beforeAutospacing="0" w:after="0" w:afterAutospacing="0"/>
+      </w:pPr>
+      <w:r>
+        <w:rPr>
+          <w:rStyle w:val="Strong"/>
+          <w:b/>
+          <w:bCs/>
+        </w:rPr>
+        <w:t>1. Arithmetic Expressions</w:t>
+      </w:r>
+    </w:p>
+    <w:p>
+      <w:pPr>
+        <w:pStyle w:val="NormalWeb"/>
+        <w:spacing w:before="0" w:beforeAutospacing="0" w:after="0" w:afterAutospacing="0"/>
+      </w:pPr>
+      <w:r>
+        <w:t xml:space="preserve">Arithmetic expressions are used to perform </w:t>
+      </w:r>
+      <w:r>
+        <w:rPr>
+          <w:rStyle w:val="Strong"/>
+        </w:rPr>
+        <w:t>mathematical operations</w:t>
+      </w:r>
+      <w:r>
+        <w:t>.</w:t>
+      </w:r>
+    </w:p>
+    <w:p>
+      <w:pPr>
+        <w:pStyle w:val="NormalWeb"/>
+        <w:spacing w:before="0" w:beforeAutospacing="0" w:after="0" w:afterAutospacing="0"/>
+      </w:pPr>
+      <w:r>
+        <w:rPr>
+          <w:rStyle w:val="Strong"/>
+        </w:rPr>
+        <w:t>Common operators:</w:t>
+      </w:r>
+    </w:p>
+    <w:p>
+      <w:pPr>
+        <w:numPr>
+          <w:ilvl w:val="0"/>
+          <w:numId w:val="14"/>
+        </w:numPr>
+        <w:spacing w:after="0" w:line="240" w:lineRule="auto"/>
+      </w:pPr>
+      <w:r>
+        <w:rPr>
+          <w:rStyle w:val="HTMLCode"/>
+          <w:rFonts w:eastAsiaTheme="minorHAnsi"/>
+        </w:rPr>
+        <w:t>+</w:t>
+      </w:r>
+      <w:r>
+        <w:t xml:space="preserve"> (Addition) </w:t>
+      </w:r>
+    </w:p>
+    <w:p>
+      <w:pPr>
+        <w:numPr>
+          <w:ilvl w:val="0"/>
+          <w:numId w:val="14"/>
+        </w:numPr>
+        <w:spacing w:after="0" w:line="240" w:lineRule="auto"/>
+      </w:pPr>
+      <w:r>
+        <w:rPr>
+          <w:rStyle w:val="HTMLCode"/>
+          <w:rFonts w:eastAsiaTheme="minorHAnsi"/>
+        </w:rPr>
+        <w:t>-</w:t>
+      </w:r>
+      <w:r>
+        <w:t xml:space="preserve"> (Subtraction) </w:t>
+      </w:r>
+    </w:p>
+    <w:p>
+      <w:pPr>
+        <w:numPr>
+          <w:ilvl w:val="0"/>
+          <w:numId w:val="14"/>
+        </w:numPr>
+        <w:spacing w:after="0" w:line="240" w:lineRule="auto"/>
+      </w:pPr>
+      <w:r>
+        <w:rPr>
+          <w:rStyle w:val="HTMLCode"/>
+          <w:rFonts w:eastAsiaTheme="minorHAnsi"/>
+        </w:rPr>
+        <w:t>*</w:t>
+      </w:r>
+      <w:r>
+        <w:t xml:space="preserve"> (Multiplication) </w:t>
+      </w:r>
+    </w:p>
+    <w:p>
+      <w:pPr>
+        <w:numPr>
+          <w:ilvl w:val="0"/>
+          <w:numId w:val="14"/>
+        </w:numPr>
+        <w:spacing w:after="0" w:line="240" w:lineRule="auto"/>
+      </w:pPr>
+      <w:r>
+        <w:rPr>
+          <w:rStyle w:val="HTMLCode"/>
+          <w:rFonts w:eastAsiaTheme="minorHAnsi"/>
+        </w:rPr>
+        <w:t>/</w:t>
+      </w:r>
+      <w:r>
+        <w:t xml:space="preserve"> (Division) </w:t>
+      </w:r>
+    </w:p>
+    <w:p>
+      <w:pPr>
+        <w:numPr>
+          <w:ilvl w:val="0"/>
+          <w:numId w:val="14"/>
+        </w:numPr>
+        <w:spacing w:after="0" w:line="240" w:lineRule="auto"/>
+      </w:pPr>
+      <w:r>
+        <w:rPr>
+          <w:rStyle w:val="HTMLCode"/>
+          <w:rFonts w:eastAsiaTheme="minorHAnsi"/>
+        </w:rPr>
+        <w:t>%</w:t>
+      </w:r>
+      <w:r>
+        <w:t xml:space="preserve"> (Modulus) </w:t>
+      </w:r>
+    </w:p>
+    <w:p>
+      <w:pPr>
+        <w:pStyle w:val="NormalWeb"/>
+        <w:spacing w:before="0" w:beforeAutospacing="0" w:after="0" w:afterAutospacing="0"/>
+      </w:pPr>
+      <w:r>
+        <w:rPr>
+          <w:rStyle w:val="Strong"/>
+        </w:rPr>
+        <w:t>Example:</w:t>
+      </w:r>
+    </w:p>
+    <w:p>
+      <w:pPr>
+        <w:pStyle w:val="HTMLPreformatted"/>
+      </w:pPr>
+      <w:r>
+        <w:t>$a = 10;</w:t>
+      </w:r>
+      <w:r>
+        <w:br/>
+        <w:t>$b = 5;</w:t>
+      </w:r>
+      <w:r>
+        <w:br/>
+      </w:r>
+      <w:r>
+        <w:br/>
+        <w:t>echo $a + $b; // 15</w:t>
+      </w:r>
+      <w:r>
+        <w:br/>
+        <w:t>echo $a - $b; // 5</w:t>
+      </w:r>
+      <w:r>
+        <w:br/>
+        <w:t>echo $a * $b; // 50</w:t>
+      </w:r>
+      <w:r>
+        <w:br/>
+        <w:t>echo $a / $b; // 2</w:t>
+      </w:r>
+    </w:p>
+    <w:p>
+      <w:pPr>
+        <w:pStyle w:val="Heading3"/>
+        <w:spacing w:before="0" w:beforeAutospacing="0" w:after="0" w:afterAutospacing="0"/>
+      </w:pPr>
+      <w:r>
+        <w:rPr>
+          <w:rStyle w:val="Strong"/>
+          <w:b/>
+          <w:bCs/>
+        </w:rPr>
+        <w:t>2. Logical Expressions</w:t>
+      </w:r>
+    </w:p>
+    <w:p>
+      <w:pPr>
+        <w:pStyle w:val="NormalWeb"/>
+        <w:spacing w:before="0" w:beforeAutospacing="0" w:after="0" w:afterAutospacing="0"/>
+      </w:pPr>
+      <w:r>
+        <w:t xml:space="preserve">Logical expressions are used to perform </w:t>
+      </w:r>
+      <w:r>
+        <w:rPr>
+          <w:rStyle w:val="Strong"/>
+        </w:rPr>
+        <w:t>decision-making operations</w:t>
+      </w:r>
+      <w:r>
+        <w:t xml:space="preserve"> and return </w:t>
+      </w:r>
+      <w:r>
+        <w:rPr>
+          <w:rStyle w:val="Strong"/>
+        </w:rPr>
+        <w:t>true or false</w:t>
+      </w:r>
+      <w:r>
+        <w:t>.</w:t>
+      </w:r>
+    </w:p>
+    <w:p>
+      <w:pPr>
+        <w:pStyle w:val="NormalWeb"/>
+        <w:spacing w:before="0" w:beforeAutospacing="0" w:after="0" w:afterAutospacing="0"/>
+      </w:pPr>
+      <w:r>
+        <w:rPr>
+          <w:rStyle w:val="Strong"/>
+        </w:rPr>
+        <w:t>Common operators:</w:t>
+      </w:r>
+    </w:p>
+    <w:p>
+      <w:pPr>
+        <w:numPr>
+          <w:ilvl w:val="0"/>
+          <w:numId w:val="15"/>
+        </w:numPr>
+        <w:spacing w:after="0" w:line="240" w:lineRule="auto"/>
+      </w:pPr>
+      <w:r>
+        <w:rPr>
+          <w:rStyle w:val="HTMLCode"/>
+          <w:rFonts w:eastAsiaTheme="minorHAnsi"/>
+        </w:rPr>
+        <w:t>&amp;&amp;</w:t>
+      </w:r>
+      <w:r>
+        <w:t xml:space="preserve"> (AND) </w:t>
+      </w:r>
+    </w:p>
+    <w:p>
+      <w:pPr>
+        <w:numPr>
+          <w:ilvl w:val="0"/>
+          <w:numId w:val="15"/>
+        </w:numPr>
+        <w:spacing w:after="0" w:line="240" w:lineRule="auto"/>
+      </w:pPr>
+      <w:r>
+        <w:rPr>
+          <w:rStyle w:val="HTMLCode"/>
+          <w:rFonts w:eastAsiaTheme="minorHAnsi"/>
+        </w:rPr>
+        <w:t>||</w:t>
+      </w:r>
+      <w:r>
+        <w:t xml:space="preserve"> (OR) </w:t>
+      </w:r>
+    </w:p>
+    <w:p>
+      <w:pPr>
+        <w:numPr>
+          <w:ilvl w:val="0"/>
+          <w:numId w:val="15"/>
+        </w:numPr>
+        <w:spacing w:after="0" w:line="240" w:lineRule="auto"/>
+      </w:pPr>
+      <w:r>
+        <w:rPr>
+          <w:rStyle w:val="HTMLCode"/>
+          <w:rFonts w:eastAsiaTheme="minorHAnsi"/>
+        </w:rPr>
+        <w:t>!</w:t>
+      </w:r>
+      <w:r>
+        <w:t xml:space="preserve"> (NOT) </w:t>
+      </w:r>
+    </w:p>
+    <w:p>
+      <w:pPr>
+        <w:pStyle w:val="NormalWeb"/>
+        <w:spacing w:before="0" w:beforeAutospacing="0" w:after="0" w:afterAutospacing="0"/>
+      </w:pPr>
+      <w:r>
+        <w:rPr>
+          <w:rStyle w:val="Strong"/>
+        </w:rPr>
+        <w:t>Example:</w:t>
+      </w:r>
+    </w:p>
+    <w:p>
+      <w:pPr>
+        <w:pStyle w:val="HTMLPreformatted"/>
+      </w:pPr>
+      <w:r>
+        <w:t>$a = 10;</w:t>
+      </w:r>
+      <w:r>
+        <w:br/>
+        <w:t>$b = 5;</w:t>
+      </w:r>
+      <w:r>
+        <w:br/>
+      </w:r>
+      <w:r>
+        <w:br/>
+        <w:t>$result1 = ($a &gt; 5 &amp;&amp; $b &lt; 10); // true</w:t>
+      </w:r>
+      <w:r>
+        <w:br/>
+        <w:t>$result2 = ($a &lt; 5 || $b &lt; 10); // true</w:t>
+      </w:r>
+      <w:r>
+        <w:br/>
+        <w:t xml:space="preserve">$result3 </w:t>
+      </w:r>
+      <w:proofErr w:type="gramStart"/>
+      <w:r>
+        <w:t>= !</w:t>
+      </w:r>
+      <w:proofErr w:type="gramEnd"/>
+      <w:r>
+        <w:t>($a == $b);         // true</w:t>
+      </w:r>
+    </w:p>
+    <w:p>
+      <w:pPr>
+        <w:tabs>
+          <w:tab w:val="left" w:pos="426"/>
+        </w:tabs>
+        <w:spacing w:after="0"/>
+        <w:ind w:left="-218"/>
+        <w:rPr>
+          <w:rFonts w:ascii="Times New Roman" w:hAnsi="Times New Roman" w:cs="Times New Roman"/>
+          <w:sz w:val="32"/>
+          <w:szCs w:val="32"/>
+        </w:rPr>
+      </w:pPr>
+    </w:p>
+    <w:p>
+      <w:pPr>
+        <w:tabs>
+          <w:tab w:val="left" w:pos="2396"/>
+        </w:tabs>
+        <w:ind w:left="-57"/>
+        <w:rPr>
+          <w:rFonts w:ascii="Times New Roman" w:hAnsi="Times New Roman" w:cs="Times New Roman"/>
+          <w:b/>
+          <w:bCs/>
+          <w:sz w:val="32"/>
+          <w:szCs w:val="32"/>
+        </w:rPr>
+      </w:pPr>
+      <w:bookmarkStart w:id="0" w:name="_GoBack"/>
+      <w:bookmarkEnd w:id="0"/>
     </w:p>
     <w:sectPr>
       <w:pgSz w:w="11906" w:h="16838"/>
-      <w:pgMar w:top="720" w:right="720" w:bottom="720" w:left="720" w:header="720" w:footer="720" w:gutter="0"/>
+      <w:pgMar w:top="720" w:right="720" w:bottom="720" w:left="851" w:header="720" w:footer="720" w:gutter="0"/>
       <w:cols w:space="720"/>
       <w:docGrid w:linePitch="360"/>
     </w:sectPr>
@@ -4203,6 +6383,32 @@
 
 <file path=word/numbering.xml><?xml version="1.0" encoding="utf-8"?>
 <w:numbering xmlns:wpc="http://schemas.microsoft.com/office/word/2010/wordprocessingCanvas" xmlns:cx="http://schemas.microsoft.com/office/drawing/2014/chartex" xmlns:cx1="http://schemas.microsoft.com/office/drawing/2015/9/8/chartex" xmlns:cx2="http://schemas.microsoft.com/office/drawing/2015/10/21/chartex" xmlns:cx3="http://schemas.microsoft.com/office/drawing/2016/5/9/chartex" xmlns:cx4="http://schemas.microsoft.com/office/drawing/2016/5/10/chartex" xmlns:cx5="http://schemas.microsoft.com/office/drawing/2016/5/11/chartex" xmlns:cx6="http://schemas.microsoft.com/office/drawing/2016/5/12/chartex" xmlns:cx7="http://schemas.microsoft.com/office/drawing/2016/5/13/chartex" xmlns:cx8="http://schemas.microsoft.com/office/drawing/2016/5/14/chartex" xmlns:mc="http://schemas.openxmlformats.org/markup-compatibility/2006" xmlns:aink="http://schemas.microsoft.com/office/drawing/2016/ink" xmlns:am3d="http://schemas.microsoft.com/office/drawing/2017/model3d" xmlns:o="urn:schemas-microsoft-com:office:office" xmlns:r="http://schemas.openxmlformats.org/officeDocument/2006/relationships" xmlns:m="http://schemas.openxmlformats.org/officeDocument/2006/math" xmlns:v="urn:schemas-microsoft-com:vml" xmlns:wp14="http://schemas.microsoft.com/office/word/2010/wordprocessingDrawing" xmlns:wp="http://schemas.openxmlformats.org/drawingml/2006/wordprocessingDrawing" xmlns:w10="urn:schemas-microsoft-com:office:word" xmlns:w="http://schemas.openxmlformats.org/wordprocessingml/2006/main" xmlns:w14="http://schemas.microsoft.com/office/word/2010/wordml" xmlns:w15="http://schemas.microsoft.com/office/word/2012/wordml" xmlns:w16cid="http://schemas.microsoft.com/office/word/2016/wordml/cid" xmlns:w16se="http://schemas.microsoft.com/office/word/2015/wordml/symex" xmlns:wpg="http://schemas.microsoft.com/office/word/2010/wordprocessingGroup" xmlns:wpi="http://schemas.microsoft.com/office/word/2010/wordprocessingInk" xmlns:wne="http://schemas.microsoft.com/office/word/2006/wordml" xmlns:wps="http://schemas.microsoft.com/office/word/2010/wordprocessingShape" mc:Ignorable="w14 w15 w16se w16cid wp14">
+  <w:numPicBullet w:numPicBulletId="0">
+    <w:pict>
+      <v:shapetype id="_x0000_t75" coordsize="21600,21600" o:spt="75" o:preferrelative="t" path="m@4@5l@4@11@9@11@9@5xe" filled="f" stroked="f">
+        <v:stroke joinstyle="miter"/>
+        <v:formulas>
+          <v:f eqn="if lineDrawn pixelLineWidth 0"/>
+          <v:f eqn="sum @0 1 0"/>
+          <v:f eqn="sum 0 0 @1"/>
+          <v:f eqn="prod @2 1 2"/>
+          <v:f eqn="prod @3 21600 pixelWidth"/>
+          <v:f eqn="prod @3 21600 pixelHeight"/>
+          <v:f eqn="sum @0 0 1"/>
+          <v:f eqn="prod @6 1 2"/>
+          <v:f eqn="prod @7 21600 pixelWidth"/>
+          <v:f eqn="sum @8 21600 0"/>
+          <v:f eqn="prod @7 21600 pixelHeight"/>
+          <v:f eqn="sum @10 21600 0"/>
+        </v:formulas>
+        <v:path o:extrusionok="f" gradientshapeok="t" o:connecttype="rect"/>
+        <o:lock v:ext="edit" aspectratio="t"/>
+      </v:shapetype>
+      <v:shape id="_x0000_i1088" type="#_x0000_t75" style="width:11.25pt;height:11.25pt" o:bullet="t">
+        <v:imagedata r:id="rId1" o:title="msoC17C"/>
+      </v:shape>
+    </w:pict>
+  </w:numPicBullet>
   <w:abstractNum w:abstractNumId="0" w15:restartNumberingAfterBreak="0">
     <w:nsid w:val="00B013D6"/>
     <w:multiLevelType w:val="multilevel"/>
@@ -5175,6 +7381,304 @@
     </w:lvl>
   </w:abstractNum>
   <w:abstractNum w:abstractNumId="7" w15:restartNumberingAfterBreak="0">
+    <w:nsid w:val="4F5242E4"/>
+    <w:multiLevelType w:val="multilevel"/>
+    <w:tmpl w:val="CA887EB6"/>
+    <w:lvl w:ilvl="0">
+      <w:start w:val="1"/>
+      <w:numFmt w:val="bullet"/>
+      <w:lvlText w:val=""/>
+      <w:lvlJc w:val="left"/>
+      <w:pPr>
+        <w:tabs>
+          <w:tab w:val="num" w:pos="720"/>
+        </w:tabs>
+        <w:ind w:left="720" w:hanging="360"/>
+      </w:pPr>
+      <w:rPr>
+        <w:rFonts w:ascii="Symbol" w:hAnsi="Symbol" w:hint="default"/>
+        <w:sz w:val="20"/>
+      </w:rPr>
+    </w:lvl>
+    <w:lvl w:ilvl="1" w:tentative="1">
+      <w:start w:val="1"/>
+      <w:numFmt w:val="bullet"/>
+      <w:lvlText w:val="o"/>
+      <w:lvlJc w:val="left"/>
+      <w:pPr>
+        <w:tabs>
+          <w:tab w:val="num" w:pos="1440"/>
+        </w:tabs>
+        <w:ind w:left="1440" w:hanging="360"/>
+      </w:pPr>
+      <w:rPr>
+        <w:rFonts w:ascii="Courier New" w:hAnsi="Courier New" w:hint="default"/>
+        <w:sz w:val="20"/>
+      </w:rPr>
+    </w:lvl>
+    <w:lvl w:ilvl="2" w:tentative="1">
+      <w:start w:val="1"/>
+      <w:numFmt w:val="bullet"/>
+      <w:lvlText w:val=""/>
+      <w:lvlJc w:val="left"/>
+      <w:pPr>
+        <w:tabs>
+          <w:tab w:val="num" w:pos="2160"/>
+        </w:tabs>
+        <w:ind w:left="2160" w:hanging="360"/>
+      </w:pPr>
+      <w:rPr>
+        <w:rFonts w:ascii="Wingdings" w:hAnsi="Wingdings" w:hint="default"/>
+        <w:sz w:val="20"/>
+      </w:rPr>
+    </w:lvl>
+    <w:lvl w:ilvl="3" w:tentative="1">
+      <w:start w:val="1"/>
+      <w:numFmt w:val="bullet"/>
+      <w:lvlText w:val=""/>
+      <w:lvlJc w:val="left"/>
+      <w:pPr>
+        <w:tabs>
+          <w:tab w:val="num" w:pos="2880"/>
+        </w:tabs>
+        <w:ind w:left="2880" w:hanging="360"/>
+      </w:pPr>
+      <w:rPr>
+        <w:rFonts w:ascii="Wingdings" w:hAnsi="Wingdings" w:hint="default"/>
+        <w:sz w:val="20"/>
+      </w:rPr>
+    </w:lvl>
+    <w:lvl w:ilvl="4" w:tentative="1">
+      <w:start w:val="1"/>
+      <w:numFmt w:val="bullet"/>
+      <w:lvlText w:val=""/>
+      <w:lvlJc w:val="left"/>
+      <w:pPr>
+        <w:tabs>
+          <w:tab w:val="num" w:pos="3600"/>
+        </w:tabs>
+        <w:ind w:left="3600" w:hanging="360"/>
+      </w:pPr>
+      <w:rPr>
+        <w:rFonts w:ascii="Wingdings" w:hAnsi="Wingdings" w:hint="default"/>
+        <w:sz w:val="20"/>
+      </w:rPr>
+    </w:lvl>
+    <w:lvl w:ilvl="5" w:tentative="1">
+      <w:start w:val="1"/>
+      <w:numFmt w:val="bullet"/>
+      <w:lvlText w:val=""/>
+      <w:lvlJc w:val="left"/>
+      <w:pPr>
+        <w:tabs>
+          <w:tab w:val="num" w:pos="4320"/>
+        </w:tabs>
+        <w:ind w:left="4320" w:hanging="360"/>
+      </w:pPr>
+      <w:rPr>
+        <w:rFonts w:ascii="Wingdings" w:hAnsi="Wingdings" w:hint="default"/>
+        <w:sz w:val="20"/>
+      </w:rPr>
+    </w:lvl>
+    <w:lvl w:ilvl="6" w:tentative="1">
+      <w:start w:val="1"/>
+      <w:numFmt w:val="bullet"/>
+      <w:lvlText w:val=""/>
+      <w:lvlJc w:val="left"/>
+      <w:pPr>
+        <w:tabs>
+          <w:tab w:val="num" w:pos="5040"/>
+        </w:tabs>
+        <w:ind w:left="5040" w:hanging="360"/>
+      </w:pPr>
+      <w:rPr>
+        <w:rFonts w:ascii="Wingdings" w:hAnsi="Wingdings" w:hint="default"/>
+        <w:sz w:val="20"/>
+      </w:rPr>
+    </w:lvl>
+    <w:lvl w:ilvl="7" w:tentative="1">
+      <w:start w:val="1"/>
+      <w:numFmt w:val="bullet"/>
+      <w:lvlText w:val=""/>
+      <w:lvlJc w:val="left"/>
+      <w:pPr>
+        <w:tabs>
+          <w:tab w:val="num" w:pos="5760"/>
+        </w:tabs>
+        <w:ind w:left="5760" w:hanging="360"/>
+      </w:pPr>
+      <w:rPr>
+        <w:rFonts w:ascii="Wingdings" w:hAnsi="Wingdings" w:hint="default"/>
+        <w:sz w:val="20"/>
+      </w:rPr>
+    </w:lvl>
+    <w:lvl w:ilvl="8" w:tentative="1">
+      <w:start w:val="1"/>
+      <w:numFmt w:val="bullet"/>
+      <w:lvlText w:val=""/>
+      <w:lvlJc w:val="left"/>
+      <w:pPr>
+        <w:tabs>
+          <w:tab w:val="num" w:pos="6480"/>
+        </w:tabs>
+        <w:ind w:left="6480" w:hanging="360"/>
+      </w:pPr>
+      <w:rPr>
+        <w:rFonts w:ascii="Wingdings" w:hAnsi="Wingdings" w:hint="default"/>
+        <w:sz w:val="20"/>
+      </w:rPr>
+    </w:lvl>
+  </w:abstractNum>
+  <w:abstractNum w:abstractNumId="8" w15:restartNumberingAfterBreak="0">
+    <w:nsid w:val="57FD4571"/>
+    <w:multiLevelType w:val="multilevel"/>
+    <w:tmpl w:val="800A97AE"/>
+    <w:lvl w:ilvl="0">
+      <w:start w:val="1"/>
+      <w:numFmt w:val="bullet"/>
+      <w:lvlText w:val=""/>
+      <w:lvlJc w:val="left"/>
+      <w:pPr>
+        <w:tabs>
+          <w:tab w:val="num" w:pos="720"/>
+        </w:tabs>
+        <w:ind w:left="720" w:hanging="360"/>
+      </w:pPr>
+      <w:rPr>
+        <w:rFonts w:ascii="Symbol" w:hAnsi="Symbol" w:hint="default"/>
+        <w:sz w:val="20"/>
+      </w:rPr>
+    </w:lvl>
+    <w:lvl w:ilvl="1" w:tentative="1">
+      <w:start w:val="1"/>
+      <w:numFmt w:val="bullet"/>
+      <w:lvlText w:val="o"/>
+      <w:lvlJc w:val="left"/>
+      <w:pPr>
+        <w:tabs>
+          <w:tab w:val="num" w:pos="1440"/>
+        </w:tabs>
+        <w:ind w:left="1440" w:hanging="360"/>
+      </w:pPr>
+      <w:rPr>
+        <w:rFonts w:ascii="Courier New" w:hAnsi="Courier New" w:hint="default"/>
+        <w:sz w:val="20"/>
+      </w:rPr>
+    </w:lvl>
+    <w:lvl w:ilvl="2" w:tentative="1">
+      <w:start w:val="1"/>
+      <w:numFmt w:val="bullet"/>
+      <w:lvlText w:val=""/>
+      <w:lvlJc w:val="left"/>
+      <w:pPr>
+        <w:tabs>
+          <w:tab w:val="num" w:pos="2160"/>
+        </w:tabs>
+        <w:ind w:left="2160" w:hanging="360"/>
+      </w:pPr>
+      <w:rPr>
+        <w:rFonts w:ascii="Wingdings" w:hAnsi="Wingdings" w:hint="default"/>
+        <w:sz w:val="20"/>
+      </w:rPr>
+    </w:lvl>
+    <w:lvl w:ilvl="3" w:tentative="1">
+      <w:start w:val="1"/>
+      <w:numFmt w:val="bullet"/>
+      <w:lvlText w:val=""/>
+      <w:lvlJc w:val="left"/>
+      <w:pPr>
+        <w:tabs>
+          <w:tab w:val="num" w:pos="2880"/>
+        </w:tabs>
+        <w:ind w:left="2880" w:hanging="360"/>
+      </w:pPr>
+      <w:rPr>
+        <w:rFonts w:ascii="Wingdings" w:hAnsi="Wingdings" w:hint="default"/>
+        <w:sz w:val="20"/>
+      </w:rPr>
+    </w:lvl>
+    <w:lvl w:ilvl="4" w:tentative="1">
+      <w:start w:val="1"/>
+      <w:numFmt w:val="bullet"/>
+      <w:lvlText w:val=""/>
+      <w:lvlJc w:val="left"/>
+      <w:pPr>
+        <w:tabs>
+          <w:tab w:val="num" w:pos="3600"/>
+        </w:tabs>
+        <w:ind w:left="3600" w:hanging="360"/>
+      </w:pPr>
+      <w:rPr>
+        <w:rFonts w:ascii="Wingdings" w:hAnsi="Wingdings" w:hint="default"/>
+        <w:sz w:val="20"/>
+      </w:rPr>
+    </w:lvl>
+    <w:lvl w:ilvl="5" w:tentative="1">
+      <w:start w:val="1"/>
+      <w:numFmt w:val="bullet"/>
+      <w:lvlText w:val=""/>
+      <w:lvlJc w:val="left"/>
+      <w:pPr>
+        <w:tabs>
+          <w:tab w:val="num" w:pos="4320"/>
+        </w:tabs>
+        <w:ind w:left="4320" w:hanging="360"/>
+      </w:pPr>
+      <w:rPr>
+        <w:rFonts w:ascii="Wingdings" w:hAnsi="Wingdings" w:hint="default"/>
+        <w:sz w:val="20"/>
+      </w:rPr>
+    </w:lvl>
+    <w:lvl w:ilvl="6" w:tentative="1">
+      <w:start w:val="1"/>
+      <w:numFmt w:val="bullet"/>
+      <w:lvlText w:val=""/>
+      <w:lvlJc w:val="left"/>
+      <w:pPr>
+        <w:tabs>
+          <w:tab w:val="num" w:pos="5040"/>
+        </w:tabs>
+        <w:ind w:left="5040" w:hanging="360"/>
+      </w:pPr>
+      <w:rPr>
+        <w:rFonts w:ascii="Wingdings" w:hAnsi="Wingdings" w:hint="default"/>
+        <w:sz w:val="20"/>
+      </w:rPr>
+    </w:lvl>
+    <w:lvl w:ilvl="7" w:tentative="1">
+      <w:start w:val="1"/>
+      <w:numFmt w:val="bullet"/>
+      <w:lvlText w:val=""/>
+      <w:lvlJc w:val="left"/>
+      <w:pPr>
+        <w:tabs>
+          <w:tab w:val="num" w:pos="5760"/>
+        </w:tabs>
+        <w:ind w:left="5760" w:hanging="360"/>
+      </w:pPr>
+      <w:rPr>
+        <w:rFonts w:ascii="Wingdings" w:hAnsi="Wingdings" w:hint="default"/>
+        <w:sz w:val="20"/>
+      </w:rPr>
+    </w:lvl>
+    <w:lvl w:ilvl="8" w:tentative="1">
+      <w:start w:val="1"/>
+      <w:numFmt w:val="bullet"/>
+      <w:lvlText w:val=""/>
+      <w:lvlJc w:val="left"/>
+      <w:pPr>
+        <w:tabs>
+          <w:tab w:val="num" w:pos="6480"/>
+        </w:tabs>
+        <w:ind w:left="6480" w:hanging="360"/>
+      </w:pPr>
+      <w:rPr>
+        <w:rFonts w:ascii="Wingdings" w:hAnsi="Wingdings" w:hint="default"/>
+        <w:sz w:val="20"/>
+      </w:rPr>
+    </w:lvl>
+  </w:abstractNum>
+  <w:abstractNum w:abstractNumId="9" w15:restartNumberingAfterBreak="0">
     <w:nsid w:val="580A4F18"/>
     <w:multiLevelType w:val="multilevel"/>
     <w:tmpl w:val="1E46CBB4"/>
@@ -5323,7 +7827,7 @@
       </w:rPr>
     </w:lvl>
   </w:abstractNum>
-  <w:abstractNum w:abstractNumId="8" w15:restartNumberingAfterBreak="0">
+  <w:abstractNum w:abstractNumId="10" w15:restartNumberingAfterBreak="0">
     <w:nsid w:val="5B0B6E47"/>
     <w:multiLevelType w:val="multilevel"/>
     <w:tmpl w:val="B5646AE0"/>
@@ -5472,11 +7976,125 @@
       </w:rPr>
     </w:lvl>
   </w:abstractNum>
-  <w:abstractNum w:abstractNumId="9" w15:restartNumberingAfterBreak="0">
+  <w:abstractNum w:abstractNumId="11" w15:restartNumberingAfterBreak="0">
+    <w:nsid w:val="67270B10"/>
+    <w:multiLevelType w:val="hybridMultilevel"/>
+    <w:tmpl w:val="E930749E"/>
+    <w:lvl w:ilvl="0" w:tplc="04090007">
+      <w:start w:val="1"/>
+      <w:numFmt w:val="bullet"/>
+      <w:lvlText w:val=""/>
+      <w:lvlPicBulletId w:val="0"/>
+      <w:lvlJc w:val="left"/>
+      <w:pPr>
+        <w:ind w:left="360" w:hanging="360"/>
+      </w:pPr>
+      <w:rPr>
+        <w:rFonts w:ascii="Symbol" w:hAnsi="Symbol" w:hint="default"/>
+      </w:rPr>
+    </w:lvl>
+    <w:lvl w:ilvl="1" w:tplc="04090003" w:tentative="1">
+      <w:start w:val="1"/>
+      <w:numFmt w:val="bullet"/>
+      <w:lvlText w:val="o"/>
+      <w:lvlJc w:val="left"/>
+      <w:pPr>
+        <w:ind w:left="1080" w:hanging="360"/>
+      </w:pPr>
+      <w:rPr>
+        <w:rFonts w:ascii="Courier New" w:hAnsi="Courier New" w:cs="Courier New" w:hint="default"/>
+      </w:rPr>
+    </w:lvl>
+    <w:lvl w:ilvl="2" w:tplc="04090005" w:tentative="1">
+      <w:start w:val="1"/>
+      <w:numFmt w:val="bullet"/>
+      <w:lvlText w:val=""/>
+      <w:lvlJc w:val="left"/>
+      <w:pPr>
+        <w:ind w:left="1800" w:hanging="360"/>
+      </w:pPr>
+      <w:rPr>
+        <w:rFonts w:ascii="Wingdings" w:hAnsi="Wingdings" w:hint="default"/>
+      </w:rPr>
+    </w:lvl>
+    <w:lvl w:ilvl="3" w:tplc="04090001" w:tentative="1">
+      <w:start w:val="1"/>
+      <w:numFmt w:val="bullet"/>
+      <w:lvlText w:val=""/>
+      <w:lvlJc w:val="left"/>
+      <w:pPr>
+        <w:ind w:left="2520" w:hanging="360"/>
+      </w:pPr>
+      <w:rPr>
+        <w:rFonts w:ascii="Symbol" w:hAnsi="Symbol" w:hint="default"/>
+      </w:rPr>
+    </w:lvl>
+    <w:lvl w:ilvl="4" w:tplc="04090003" w:tentative="1">
+      <w:start w:val="1"/>
+      <w:numFmt w:val="bullet"/>
+      <w:lvlText w:val="o"/>
+      <w:lvlJc w:val="left"/>
+      <w:pPr>
+        <w:ind w:left="3240" w:hanging="360"/>
+      </w:pPr>
+      <w:rPr>
+        <w:rFonts w:ascii="Courier New" w:hAnsi="Courier New" w:cs="Courier New" w:hint="default"/>
+      </w:rPr>
+    </w:lvl>
+    <w:lvl w:ilvl="5" w:tplc="04090005" w:tentative="1">
+      <w:start w:val="1"/>
+      <w:numFmt w:val="bullet"/>
+      <w:lvlText w:val=""/>
+      <w:lvlJc w:val="left"/>
+      <w:pPr>
+        <w:ind w:left="3960" w:hanging="360"/>
+      </w:pPr>
+      <w:rPr>
+        <w:rFonts w:ascii="Wingdings" w:hAnsi="Wingdings" w:hint="default"/>
+      </w:rPr>
+    </w:lvl>
+    <w:lvl w:ilvl="6" w:tplc="04090001" w:tentative="1">
+      <w:start w:val="1"/>
+      <w:numFmt w:val="bullet"/>
+      <w:lvlText w:val=""/>
+      <w:lvlJc w:val="left"/>
+      <w:pPr>
+        <w:ind w:left="4680" w:hanging="360"/>
+      </w:pPr>
+      <w:rPr>
+        <w:rFonts w:ascii="Symbol" w:hAnsi="Symbol" w:hint="default"/>
+      </w:rPr>
+    </w:lvl>
+    <w:lvl w:ilvl="7" w:tplc="04090003" w:tentative="1">
+      <w:start w:val="1"/>
+      <w:numFmt w:val="bullet"/>
+      <w:lvlText w:val="o"/>
+      <w:lvlJc w:val="left"/>
+      <w:pPr>
+        <w:ind w:left="5400" w:hanging="360"/>
+      </w:pPr>
+      <w:rPr>
+        <w:rFonts w:ascii="Courier New" w:hAnsi="Courier New" w:cs="Courier New" w:hint="default"/>
+      </w:rPr>
+    </w:lvl>
+    <w:lvl w:ilvl="8" w:tplc="04090005" w:tentative="1">
+      <w:start w:val="1"/>
+      <w:numFmt w:val="bullet"/>
+      <w:lvlText w:val=""/>
+      <w:lvlJc w:val="left"/>
+      <w:pPr>
+        <w:ind w:left="6120" w:hanging="360"/>
+      </w:pPr>
+      <w:rPr>
+        <w:rFonts w:ascii="Wingdings" w:hAnsi="Wingdings" w:hint="default"/>
+      </w:rPr>
+    </w:lvl>
+  </w:abstractNum>
+  <w:abstractNum w:abstractNumId="12" w15:restartNumberingAfterBreak="0">
     <w:nsid w:val="74C57605"/>
     <w:multiLevelType w:val="hybridMultilevel"/>
-    <w:tmpl w:val="593237E4"/>
-    <w:lvl w:ilvl="0" w:tplc="B8B6907C">
+    <w:tmpl w:val="22E88EF0"/>
+    <w:lvl w:ilvl="0" w:tplc="BA306FE6">
       <w:start w:val="1"/>
       <w:numFmt w:val="decimal"/>
       <w:lvlText w:val="%1."/>
@@ -5485,6 +8103,7 @@
         <w:ind w:left="720" w:hanging="360"/>
       </w:pPr>
       <w:rPr>
+        <w:rFonts w:hint="default"/>
         <w:b/>
         <w:bCs/>
         <w:sz w:val="32"/>
@@ -5565,7 +8184,7 @@
     </w:lvl>
   </w:abstractNum>
   <w:num w:numId="1">
-    <w:abstractNumId w:val="9"/>
+    <w:abstractNumId w:val="12"/>
   </w:num>
   <w:num w:numId="2">
     <w:abstractNumId w:val="4"/>
@@ -5598,16 +8217,25 @@
     <w:abstractNumId w:val="5"/>
   </w:num>
   <w:num w:numId="9">
-    <w:abstractNumId w:val="7"/>
+    <w:abstractNumId w:val="9"/>
   </w:num>
   <w:num w:numId="10">
-    <w:abstractNumId w:val="8"/>
+    <w:abstractNumId w:val="10"/>
   </w:num>
   <w:num w:numId="11">
     <w:abstractNumId w:val="1"/>
   </w:num>
   <w:num w:numId="12">
     <w:abstractNumId w:val="6"/>
+  </w:num>
+  <w:num w:numId="13">
+    <w:abstractNumId w:val="11"/>
+  </w:num>
+  <w:num w:numId="14">
+    <w:abstractNumId w:val="7"/>
+  </w:num>
+  <w:num w:numId="15">
+    <w:abstractNumId w:val="8"/>
   </w:num>
 </w:numbering>
 </file>
@@ -6030,6 +8658,29 @@
       <w:szCs w:val="27"/>
     </w:rPr>
   </w:style>
+  <w:style w:type="paragraph" w:styleId="Heading4">
+    <w:name w:val="heading 4"/>
+    <w:basedOn w:val="Normal"/>
+    <w:next w:val="Normal"/>
+    <w:link w:val="Heading4Char"/>
+    <w:uiPriority w:val="9"/>
+    <w:semiHidden/>
+    <w:unhideWhenUsed/>
+    <w:qFormat/>
+    <w:rsid w:val="001D0D11"/>
+    <w:pPr>
+      <w:keepNext/>
+      <w:keepLines/>
+      <w:spacing w:before="40" w:after="0"/>
+      <w:outlineLvl w:val="3"/>
+    </w:pPr>
+    <w:rPr>
+      <w:rFonts w:asciiTheme="majorHAnsi" w:eastAsiaTheme="majorEastAsia" w:hAnsiTheme="majorHAnsi" w:cstheme="majorBidi"/>
+      <w:i/>
+      <w:iCs/>
+      <w:color w:val="2F5496" w:themeColor="accent1" w:themeShade="BF"/>
+    </w:rPr>
+  </w:style>
   <w:style w:type="character" w:default="1" w:styleId="DefaultParagraphFont">
     <w:name w:val="Default Paragraph Font"/>
     <w:uiPriority w:val="1"/>
@@ -6276,7 +8927,6 @@
     <w:basedOn w:val="Normal"/>
     <w:link w:val="HTMLPreformattedChar"/>
     <w:uiPriority w:val="99"/>
-    <w:semiHidden/>
     <w:unhideWhenUsed/>
     <w:rsid w:val="00156ACB"/>
     <w:pPr>
@@ -6311,13 +8961,107 @@
     <w:basedOn w:val="DefaultParagraphFont"/>
     <w:link w:val="HTMLPreformatted"/>
     <w:uiPriority w:val="99"/>
-    <w:semiHidden/>
     <w:rsid w:val="00156ACB"/>
     <w:rPr>
       <w:rFonts w:ascii="Courier New" w:eastAsia="Times New Roman" w:hAnsi="Courier New" w:cs="Courier New"/>
       <w:sz w:val="20"/>
       <w:szCs w:val="20"/>
     </w:rPr>
+  </w:style>
+  <w:style w:type="character" w:customStyle="1" w:styleId="Heading4Char">
+    <w:name w:val="Heading 4 Char"/>
+    <w:basedOn w:val="DefaultParagraphFont"/>
+    <w:link w:val="Heading4"/>
+    <w:uiPriority w:val="9"/>
+    <w:semiHidden/>
+    <w:rsid w:val="001D0D11"/>
+    <w:rPr>
+      <w:rFonts w:asciiTheme="majorHAnsi" w:eastAsiaTheme="majorEastAsia" w:hAnsiTheme="majorHAnsi" w:cstheme="majorBidi"/>
+      <w:i/>
+      <w:iCs/>
+      <w:color w:val="2F5496" w:themeColor="accent1" w:themeShade="BF"/>
+    </w:rPr>
+  </w:style>
+  <w:style w:type="character" w:customStyle="1" w:styleId="whitespace-normal">
+    <w:name w:val="whitespace-normal"/>
+    <w:basedOn w:val="DefaultParagraphFont"/>
+    <w:rsid w:val="001D0D11"/>
+  </w:style>
+  <w:style w:type="table" w:styleId="GridTable4">
+    <w:name w:val="Grid Table 4"/>
+    <w:basedOn w:val="TableNormal"/>
+    <w:uiPriority w:val="49"/>
+    <w:rsid w:val="00BC44B5"/>
+    <w:pPr>
+      <w:spacing w:after="0" w:line="240" w:lineRule="auto"/>
+    </w:pPr>
+    <w:tblPr>
+      <w:tblStyleRowBandSize w:val="1"/>
+      <w:tblStyleColBandSize w:val="1"/>
+      <w:tblBorders>
+        <w:top w:val="single" w:sz="4" w:space="0" w:color="666666" w:themeColor="text1" w:themeTint="99"/>
+        <w:left w:val="single" w:sz="4" w:space="0" w:color="666666" w:themeColor="text1" w:themeTint="99"/>
+        <w:bottom w:val="single" w:sz="4" w:space="0" w:color="666666" w:themeColor="text1" w:themeTint="99"/>
+        <w:right w:val="single" w:sz="4" w:space="0" w:color="666666" w:themeColor="text1" w:themeTint="99"/>
+        <w:insideH w:val="single" w:sz="4" w:space="0" w:color="666666" w:themeColor="text1" w:themeTint="99"/>
+        <w:insideV w:val="single" w:sz="4" w:space="0" w:color="666666" w:themeColor="text1" w:themeTint="99"/>
+      </w:tblBorders>
+    </w:tblPr>
+    <w:tblStylePr w:type="firstRow">
+      <w:rPr>
+        <w:b/>
+        <w:bCs/>
+        <w:color w:val="FFFFFF" w:themeColor="background1"/>
+      </w:rPr>
+      <w:tblPr/>
+      <w:tcPr>
+        <w:tcBorders>
+          <w:top w:val="single" w:sz="4" w:space="0" w:color="000000" w:themeColor="text1"/>
+          <w:left w:val="single" w:sz="4" w:space="0" w:color="000000" w:themeColor="text1"/>
+          <w:bottom w:val="single" w:sz="4" w:space="0" w:color="000000" w:themeColor="text1"/>
+          <w:right w:val="single" w:sz="4" w:space="0" w:color="000000" w:themeColor="text1"/>
+          <w:insideH w:val="nil"/>
+          <w:insideV w:val="nil"/>
+        </w:tcBorders>
+        <w:shd w:val="clear" w:color="auto" w:fill="000000" w:themeFill="text1"/>
+      </w:tcPr>
+    </w:tblStylePr>
+    <w:tblStylePr w:type="lastRow">
+      <w:rPr>
+        <w:b/>
+        <w:bCs/>
+      </w:rPr>
+      <w:tblPr/>
+      <w:tcPr>
+        <w:tcBorders>
+          <w:top w:val="double" w:sz="4" w:space="0" w:color="000000" w:themeColor="text1"/>
+        </w:tcBorders>
+      </w:tcPr>
+    </w:tblStylePr>
+    <w:tblStylePr w:type="firstCol">
+      <w:rPr>
+        <w:b/>
+        <w:bCs/>
+      </w:rPr>
+    </w:tblStylePr>
+    <w:tblStylePr w:type="lastCol">
+      <w:rPr>
+        <w:b/>
+        <w:bCs/>
+      </w:rPr>
+    </w:tblStylePr>
+    <w:tblStylePr w:type="band1Vert">
+      <w:tblPr/>
+      <w:tcPr>
+        <w:shd w:val="clear" w:color="auto" w:fill="CCCCCC" w:themeFill="text1" w:themeFillTint="33"/>
+      </w:tcPr>
+    </w:tblStylePr>
+    <w:tblStylePr w:type="band1Horz">
+      <w:tblPr/>
+      <w:tcPr>
+        <w:shd w:val="clear" w:color="auto" w:fill="CCCCCC" w:themeFill="text1" w:themeFillTint="33"/>
+      </w:tcPr>
+    </w:tblStylePr>
   </w:style>
 </w:styles>
 </file>
@@ -6622,7 +9366,7 @@
 </file>
 
 <file path=customXml/itemProps1.xml><?xml version="1.0" encoding="utf-8"?>
-<ds:datastoreItem xmlns:ds="http://schemas.openxmlformats.org/officeDocument/2006/customXml" ds:itemID="{170396A7-DD44-47B0-A904-9224B6A3B9A2}">
+<ds:datastoreItem xmlns:ds="http://schemas.openxmlformats.org/officeDocument/2006/customXml" ds:itemID="{0A253684-0631-4EEB-BDCD-9B11BCC841DD}">
   <ds:schemaRefs>
     <ds:schemaRef ds:uri="http://schemas.openxmlformats.org/officeDocument/2006/bibliography"/>
   </ds:schemaRefs>
